--- a/Thesis Paper.docx
+++ b/Thesis Paper.docx
@@ -254,6 +254,746 @@
         <w:t>Change management approaches for introducing autonomous dealer engagement systems?</w:t>
       </w:r>
     </w:p>
+    <w:p/>
+    <w:p>
+      <w:pPr>
+        <w:spacing w:before="100" w:beforeAutospacing="1" w:after="100" w:afterAutospacing="1" w:line="240" w:lineRule="auto"/>
+        <w:outlineLvl w:val="1"/>
+        <w:rPr>
+          <w:rFonts w:ascii="Times New Roman" w:eastAsia="Times New Roman" w:hAnsi="Times New Roman" w:cs="Times New Roman"/>
+          <w:b/>
+          <w:bCs/>
+          <w:sz w:val="36"/>
+          <w:szCs w:val="36"/>
+        </w:rPr>
+      </w:pPr>
+      <w:r>
+        <w:rPr>
+          <w:rFonts w:ascii="Times New Roman" w:eastAsia="Times New Roman" w:hAnsi="Times New Roman" w:cs="Times New Roman"/>
+          <w:b/>
+          <w:bCs/>
+          <w:sz w:val="36"/>
+          <w:szCs w:val="36"/>
+        </w:rPr>
+        <w:t>1. Where the “Data Infrastructure Setup” section should go</w:t>
+      </w:r>
+    </w:p>
+    <w:p>
+      <w:pPr>
+        <w:spacing w:before="100" w:beforeAutospacing="1" w:after="100" w:afterAutospacing="1" w:line="240" w:lineRule="auto"/>
+        <w:rPr>
+          <w:rFonts w:ascii="Times New Roman" w:eastAsia="Times New Roman" w:hAnsi="Times New Roman" w:cs="Times New Roman"/>
+          <w:sz w:val="24"/>
+          <w:szCs w:val="24"/>
+        </w:rPr>
+      </w:pPr>
+      <w:r>
+        <w:rPr>
+          <w:rFonts w:ascii="Times New Roman" w:eastAsia="Times New Roman" w:hAnsi="Times New Roman" w:cs="Times New Roman"/>
+          <w:sz w:val="24"/>
+          <w:szCs w:val="24"/>
+        </w:rPr>
+        <w:t>Given your structure:</w:t>
+      </w:r>
+    </w:p>
+    <w:p>
+      <w:pPr>
+        <w:numPr>
+          <w:ilvl w:val="0"/>
+          <w:numId w:val="1"/>
+        </w:numPr>
+        <w:spacing w:before="100" w:beforeAutospacing="1" w:after="100" w:afterAutospacing="1" w:line="240" w:lineRule="auto"/>
+        <w:rPr>
+          <w:rFonts w:ascii="Times New Roman" w:eastAsia="Times New Roman" w:hAnsi="Times New Roman" w:cs="Times New Roman"/>
+          <w:sz w:val="24"/>
+          <w:szCs w:val="24"/>
+        </w:rPr>
+      </w:pPr>
+      <w:r>
+        <w:rPr>
+          <w:rFonts w:ascii="Times New Roman" w:eastAsia="Times New Roman" w:hAnsi="Times New Roman" w:cs="Times New Roman"/>
+          <w:sz w:val="24"/>
+          <w:szCs w:val="24"/>
+        </w:rPr>
+        <w:t>Chapter 3: Research Design and Methodology</w:t>
+      </w:r>
+    </w:p>
+    <w:p>
+      <w:pPr>
+        <w:numPr>
+          <w:ilvl w:val="0"/>
+          <w:numId w:val="1"/>
+        </w:numPr>
+        <w:spacing w:before="100" w:beforeAutospacing="1" w:after="100" w:afterAutospacing="1" w:line="240" w:lineRule="auto"/>
+        <w:rPr>
+          <w:rFonts w:ascii="Times New Roman" w:eastAsia="Times New Roman" w:hAnsi="Times New Roman" w:cs="Times New Roman"/>
+          <w:sz w:val="24"/>
+          <w:szCs w:val="24"/>
+        </w:rPr>
+      </w:pPr>
+      <w:r>
+        <w:rPr>
+          <w:rFonts w:ascii="Times New Roman" w:eastAsia="Times New Roman" w:hAnsi="Times New Roman" w:cs="Times New Roman"/>
+          <w:sz w:val="24"/>
+          <w:szCs w:val="24"/>
+        </w:rPr>
+        <w:t>Chapter 4: Implementation and Analysis</w:t>
+      </w:r>
+    </w:p>
+    <w:p>
+      <w:pPr>
+        <w:spacing w:before="100" w:beforeAutospacing="1" w:after="100" w:afterAutospacing="1" w:line="240" w:lineRule="auto"/>
+        <w:rPr>
+          <w:rFonts w:ascii="Times New Roman" w:eastAsia="Times New Roman" w:hAnsi="Times New Roman" w:cs="Times New Roman"/>
+          <w:sz w:val="24"/>
+          <w:szCs w:val="24"/>
+        </w:rPr>
+      </w:pPr>
+      <w:r>
+        <w:rPr>
+          <w:rFonts w:ascii="Times New Roman" w:eastAsia="Times New Roman" w:hAnsi="Times New Roman" w:cs="Times New Roman"/>
+          <w:sz w:val="24"/>
+          <w:szCs w:val="24"/>
+        </w:rPr>
+        <w:t>I would do it like this:</w:t>
+      </w:r>
+    </w:p>
+    <w:p>
+      <w:pPr>
+        <w:spacing w:before="100" w:beforeAutospacing="1" w:after="100" w:afterAutospacing="1" w:line="240" w:lineRule="auto"/>
+        <w:outlineLvl w:val="2"/>
+        <w:rPr>
+          <w:rFonts w:ascii="Times New Roman" w:eastAsia="Times New Roman" w:hAnsi="Times New Roman" w:cs="Times New Roman"/>
+          <w:b/>
+          <w:bCs/>
+          <w:sz w:val="27"/>
+          <w:szCs w:val="27"/>
+        </w:rPr>
+      </w:pPr>
+      <w:r>
+        <w:rPr>
+          <w:rFonts w:ascii="Times New Roman" w:eastAsia="Times New Roman" w:hAnsi="Times New Roman" w:cs="Times New Roman"/>
+          <w:b/>
+          <w:bCs/>
+          <w:sz w:val="27"/>
+          <w:szCs w:val="27"/>
+        </w:rPr>
+        <w:t xml:space="preserve">Chapter 3: brief, </w:t>
+      </w:r>
+      <w:proofErr w:type="gramStart"/>
+      <w:r>
+        <w:rPr>
+          <w:rFonts w:ascii="Times New Roman" w:eastAsia="Times New Roman" w:hAnsi="Times New Roman" w:cs="Times New Roman"/>
+          <w:b/>
+          <w:bCs/>
+          <w:sz w:val="27"/>
+          <w:szCs w:val="27"/>
+        </w:rPr>
+        <w:t>high level</w:t>
+      </w:r>
+      <w:proofErr w:type="gramEnd"/>
+      <w:r>
+        <w:rPr>
+          <w:rFonts w:ascii="Times New Roman" w:eastAsia="Times New Roman" w:hAnsi="Times New Roman" w:cs="Times New Roman"/>
+          <w:b/>
+          <w:bCs/>
+          <w:sz w:val="27"/>
+          <w:szCs w:val="27"/>
+        </w:rPr>
+        <w:t xml:space="preserve"> mention</w:t>
+      </w:r>
+    </w:p>
+    <w:p>
+      <w:pPr>
+        <w:spacing w:before="100" w:beforeAutospacing="1" w:after="100" w:afterAutospacing="1" w:line="240" w:lineRule="auto"/>
+        <w:rPr>
+          <w:rFonts w:ascii="Times New Roman" w:eastAsia="Times New Roman" w:hAnsi="Times New Roman" w:cs="Times New Roman"/>
+          <w:sz w:val="24"/>
+          <w:szCs w:val="24"/>
+        </w:rPr>
+      </w:pPr>
+      <w:r>
+        <w:rPr>
+          <w:rFonts w:ascii="Times New Roman" w:eastAsia="Times New Roman" w:hAnsi="Times New Roman" w:cs="Times New Roman"/>
+          <w:sz w:val="24"/>
+          <w:szCs w:val="24"/>
+        </w:rPr>
+        <w:t xml:space="preserve">In Chapter 3 you keep things at the </w:t>
+      </w:r>
+      <w:r>
+        <w:rPr>
+          <w:rFonts w:ascii="Times New Roman" w:eastAsia="Times New Roman" w:hAnsi="Times New Roman" w:cs="Times New Roman"/>
+          <w:b/>
+          <w:bCs/>
+          <w:sz w:val="24"/>
+          <w:szCs w:val="24"/>
+        </w:rPr>
+        <w:t>design and methodology</w:t>
+      </w:r>
+      <w:r>
+        <w:rPr>
+          <w:rFonts w:ascii="Times New Roman" w:eastAsia="Times New Roman" w:hAnsi="Times New Roman" w:cs="Times New Roman"/>
+          <w:sz w:val="24"/>
+          <w:szCs w:val="24"/>
+        </w:rPr>
+        <w:t xml:space="preserve"> level. </w:t>
+      </w:r>
+      <w:proofErr w:type="gramStart"/>
+      <w:r>
+        <w:rPr>
+          <w:rFonts w:ascii="Times New Roman" w:eastAsia="Times New Roman" w:hAnsi="Times New Roman" w:cs="Times New Roman"/>
+          <w:sz w:val="24"/>
+          <w:szCs w:val="24"/>
+        </w:rPr>
+        <w:t>So</w:t>
+      </w:r>
+      <w:proofErr w:type="gramEnd"/>
+      <w:r>
+        <w:rPr>
+          <w:rFonts w:ascii="Times New Roman" w:eastAsia="Times New Roman" w:hAnsi="Times New Roman" w:cs="Times New Roman"/>
+          <w:sz w:val="24"/>
+          <w:szCs w:val="24"/>
+        </w:rPr>
+        <w:t xml:space="preserve"> you add a short subsection, for example:</w:t>
+      </w:r>
+    </w:p>
+    <w:p>
+      <w:pPr>
+        <w:numPr>
+          <w:ilvl w:val="0"/>
+          <w:numId w:val="2"/>
+        </w:numPr>
+        <w:spacing w:before="100" w:beforeAutospacing="1" w:after="100" w:afterAutospacing="1" w:line="240" w:lineRule="auto"/>
+        <w:rPr>
+          <w:rFonts w:ascii="Times New Roman" w:eastAsia="Times New Roman" w:hAnsi="Times New Roman" w:cs="Times New Roman"/>
+          <w:sz w:val="24"/>
+          <w:szCs w:val="24"/>
+        </w:rPr>
+      </w:pPr>
+      <w:r>
+        <w:rPr>
+          <w:rFonts w:ascii="Times New Roman" w:eastAsia="Times New Roman" w:hAnsi="Times New Roman" w:cs="Times New Roman"/>
+          <w:b/>
+          <w:bCs/>
+          <w:sz w:val="24"/>
+          <w:szCs w:val="24"/>
+        </w:rPr>
+        <w:t>3.6 Data Management and Computational Environment</w:t>
+      </w:r>
+    </w:p>
+    <w:p>
+      <w:pPr>
+        <w:numPr>
+          <w:ilvl w:val="1"/>
+          <w:numId w:val="2"/>
+        </w:numPr>
+        <w:spacing w:before="100" w:beforeAutospacing="1" w:after="100" w:afterAutospacing="1" w:line="240" w:lineRule="auto"/>
+        <w:rPr>
+          <w:rFonts w:ascii="Times New Roman" w:eastAsia="Times New Roman" w:hAnsi="Times New Roman" w:cs="Times New Roman"/>
+          <w:sz w:val="24"/>
+          <w:szCs w:val="24"/>
+        </w:rPr>
+      </w:pPr>
+      <w:r>
+        <w:rPr>
+          <w:rFonts w:ascii="Times New Roman" w:eastAsia="Times New Roman" w:hAnsi="Times New Roman" w:cs="Times New Roman"/>
+          <w:sz w:val="24"/>
+          <w:szCs w:val="24"/>
+        </w:rPr>
+        <w:t>Briefly state that:</w:t>
+      </w:r>
+    </w:p>
+    <w:p>
+      <w:pPr>
+        <w:numPr>
+          <w:ilvl w:val="2"/>
+          <w:numId w:val="2"/>
+        </w:numPr>
+        <w:spacing w:before="100" w:beforeAutospacing="1" w:after="100" w:afterAutospacing="1" w:line="240" w:lineRule="auto"/>
+        <w:rPr>
+          <w:rFonts w:ascii="Times New Roman" w:eastAsia="Times New Roman" w:hAnsi="Times New Roman" w:cs="Times New Roman"/>
+          <w:sz w:val="24"/>
+          <w:szCs w:val="24"/>
+        </w:rPr>
+      </w:pPr>
+      <w:r>
+        <w:rPr>
+          <w:rFonts w:ascii="Times New Roman" w:eastAsia="Times New Roman" w:hAnsi="Times New Roman" w:cs="Times New Roman"/>
+          <w:sz w:val="24"/>
+          <w:szCs w:val="24"/>
+        </w:rPr>
+        <w:t>Data are stored in PostgreSQL as the primary relational database.</w:t>
+      </w:r>
+    </w:p>
+    <w:p>
+      <w:pPr>
+        <w:numPr>
+          <w:ilvl w:val="2"/>
+          <w:numId w:val="2"/>
+        </w:numPr>
+        <w:spacing w:before="100" w:beforeAutospacing="1" w:after="100" w:afterAutospacing="1" w:line="240" w:lineRule="auto"/>
+        <w:rPr>
+          <w:rFonts w:ascii="Times New Roman" w:eastAsia="Times New Roman" w:hAnsi="Times New Roman" w:cs="Times New Roman"/>
+          <w:sz w:val="24"/>
+          <w:szCs w:val="24"/>
+        </w:rPr>
+      </w:pPr>
+      <w:proofErr w:type="spellStart"/>
+      <w:r>
+        <w:rPr>
+          <w:rFonts w:ascii="Times New Roman" w:eastAsia="Times New Roman" w:hAnsi="Times New Roman" w:cs="Times New Roman"/>
+          <w:sz w:val="24"/>
+          <w:szCs w:val="24"/>
+        </w:rPr>
+        <w:t>DuckDB</w:t>
+      </w:r>
+      <w:proofErr w:type="spellEnd"/>
+      <w:r>
+        <w:rPr>
+          <w:rFonts w:ascii="Times New Roman" w:eastAsia="Times New Roman" w:hAnsi="Times New Roman" w:cs="Times New Roman"/>
+          <w:sz w:val="24"/>
+          <w:szCs w:val="24"/>
+        </w:rPr>
+        <w:t xml:space="preserve"> is used as an embedded analytics engine for transformation and aggregation.</w:t>
+      </w:r>
+    </w:p>
+    <w:p>
+      <w:pPr>
+        <w:numPr>
+          <w:ilvl w:val="2"/>
+          <w:numId w:val="2"/>
+        </w:numPr>
+        <w:spacing w:before="100" w:beforeAutospacing="1" w:after="100" w:afterAutospacing="1" w:line="240" w:lineRule="auto"/>
+        <w:rPr>
+          <w:rFonts w:ascii="Times New Roman" w:eastAsia="Times New Roman" w:hAnsi="Times New Roman" w:cs="Times New Roman"/>
+          <w:sz w:val="24"/>
+          <w:szCs w:val="24"/>
+        </w:rPr>
+      </w:pPr>
+      <w:r>
+        <w:rPr>
+          <w:rFonts w:ascii="Times New Roman" w:eastAsia="Times New Roman" w:hAnsi="Times New Roman" w:cs="Times New Roman"/>
+          <w:sz w:val="24"/>
+          <w:szCs w:val="24"/>
+        </w:rPr>
+        <w:t xml:space="preserve">Python (with </w:t>
+      </w:r>
+      <w:proofErr w:type="spellStart"/>
+      <w:r>
+        <w:rPr>
+          <w:rFonts w:ascii="Times New Roman" w:eastAsia="Times New Roman" w:hAnsi="Times New Roman" w:cs="Times New Roman"/>
+          <w:sz w:val="24"/>
+          <w:szCs w:val="24"/>
+        </w:rPr>
+        <w:t>SQLAlchemy</w:t>
+      </w:r>
+      <w:proofErr w:type="spellEnd"/>
+      <w:r>
+        <w:rPr>
+          <w:rFonts w:ascii="Times New Roman" w:eastAsia="Times New Roman" w:hAnsi="Times New Roman" w:cs="Times New Roman"/>
+          <w:sz w:val="24"/>
+          <w:szCs w:val="24"/>
+        </w:rPr>
+        <w:t xml:space="preserve"> and </w:t>
+      </w:r>
+      <w:proofErr w:type="spellStart"/>
+      <w:r>
+        <w:rPr>
+          <w:rFonts w:ascii="Times New Roman" w:eastAsia="Times New Roman" w:hAnsi="Times New Roman" w:cs="Times New Roman"/>
+          <w:sz w:val="24"/>
+          <w:szCs w:val="24"/>
+        </w:rPr>
+        <w:t>DuckDB</w:t>
+      </w:r>
+      <w:proofErr w:type="spellEnd"/>
+      <w:r>
+        <w:rPr>
+          <w:rFonts w:ascii="Times New Roman" w:eastAsia="Times New Roman" w:hAnsi="Times New Roman" w:cs="Times New Roman"/>
+          <w:sz w:val="24"/>
+          <w:szCs w:val="24"/>
+        </w:rPr>
+        <w:t>) is used to implement the ETL and analysis pipeline.</w:t>
+      </w:r>
+    </w:p>
+    <w:p>
+      <w:pPr>
+        <w:numPr>
+          <w:ilvl w:val="1"/>
+          <w:numId w:val="2"/>
+        </w:numPr>
+        <w:spacing w:before="100" w:beforeAutospacing="1" w:after="100" w:afterAutospacing="1" w:line="240" w:lineRule="auto"/>
+        <w:rPr>
+          <w:rFonts w:ascii="Times New Roman" w:eastAsia="Times New Roman" w:hAnsi="Times New Roman" w:cs="Times New Roman"/>
+          <w:sz w:val="24"/>
+          <w:szCs w:val="24"/>
+        </w:rPr>
+      </w:pPr>
+      <w:r>
+        <w:rPr>
+          <w:rFonts w:ascii="Times New Roman" w:eastAsia="Times New Roman" w:hAnsi="Times New Roman" w:cs="Times New Roman"/>
+          <w:sz w:val="24"/>
+          <w:szCs w:val="24"/>
+        </w:rPr>
+        <w:t>This links tools to your analytical design without going into code detail.</w:t>
+      </w:r>
+    </w:p>
+    <w:p>
+      <w:pPr>
+        <w:spacing w:before="100" w:beforeAutospacing="1" w:after="100" w:afterAutospacing="1" w:line="240" w:lineRule="auto"/>
+        <w:rPr>
+          <w:rFonts w:ascii="Times New Roman" w:eastAsia="Times New Roman" w:hAnsi="Times New Roman" w:cs="Times New Roman"/>
+          <w:sz w:val="24"/>
+          <w:szCs w:val="24"/>
+        </w:rPr>
+      </w:pPr>
+      <w:r>
+        <w:rPr>
+          <w:rFonts w:ascii="Times New Roman" w:eastAsia="Times New Roman" w:hAnsi="Times New Roman" w:cs="Times New Roman"/>
+          <w:sz w:val="24"/>
+          <w:szCs w:val="24"/>
+        </w:rPr>
+        <w:t xml:space="preserve">This keeps Chapter 3 focused on </w:t>
+      </w:r>
+      <w:r>
+        <w:rPr>
+          <w:rFonts w:ascii="Times New Roman" w:eastAsia="Times New Roman" w:hAnsi="Times New Roman" w:cs="Times New Roman"/>
+          <w:i/>
+          <w:iCs/>
+          <w:sz w:val="24"/>
+          <w:szCs w:val="24"/>
+        </w:rPr>
+        <w:t>why</w:t>
+      </w:r>
+      <w:r>
+        <w:rPr>
+          <w:rFonts w:ascii="Times New Roman" w:eastAsia="Times New Roman" w:hAnsi="Times New Roman" w:cs="Times New Roman"/>
+          <w:sz w:val="24"/>
+          <w:szCs w:val="24"/>
+        </w:rPr>
+        <w:t xml:space="preserve"> and </w:t>
+      </w:r>
+      <w:r>
+        <w:rPr>
+          <w:rFonts w:ascii="Times New Roman" w:eastAsia="Times New Roman" w:hAnsi="Times New Roman" w:cs="Times New Roman"/>
+          <w:i/>
+          <w:iCs/>
+          <w:sz w:val="24"/>
+          <w:szCs w:val="24"/>
+        </w:rPr>
+        <w:t>what</w:t>
+      </w:r>
+      <w:r>
+        <w:rPr>
+          <w:rFonts w:ascii="Times New Roman" w:eastAsia="Times New Roman" w:hAnsi="Times New Roman" w:cs="Times New Roman"/>
+          <w:sz w:val="24"/>
+          <w:szCs w:val="24"/>
+        </w:rPr>
+        <w:t xml:space="preserve">, not </w:t>
+      </w:r>
+      <w:r>
+        <w:rPr>
+          <w:rFonts w:ascii="Times New Roman" w:eastAsia="Times New Roman" w:hAnsi="Times New Roman" w:cs="Times New Roman"/>
+          <w:i/>
+          <w:iCs/>
+          <w:sz w:val="24"/>
+          <w:szCs w:val="24"/>
+        </w:rPr>
+        <w:t>how exactly</w:t>
+      </w:r>
+      <w:r>
+        <w:rPr>
+          <w:rFonts w:ascii="Times New Roman" w:eastAsia="Times New Roman" w:hAnsi="Times New Roman" w:cs="Times New Roman"/>
+          <w:sz w:val="24"/>
+          <w:szCs w:val="24"/>
+        </w:rPr>
+        <w:t>.</w:t>
+      </w:r>
+    </w:p>
+    <w:p>
+      <w:pPr>
+        <w:spacing w:before="100" w:beforeAutospacing="1" w:after="100" w:afterAutospacing="1" w:line="240" w:lineRule="auto"/>
+        <w:outlineLvl w:val="2"/>
+        <w:rPr>
+          <w:rFonts w:ascii="Times New Roman" w:eastAsia="Times New Roman" w:hAnsi="Times New Roman" w:cs="Times New Roman"/>
+          <w:b/>
+          <w:bCs/>
+          <w:sz w:val="27"/>
+          <w:szCs w:val="27"/>
+        </w:rPr>
+      </w:pPr>
+      <w:r>
+        <w:rPr>
+          <w:rFonts w:ascii="Times New Roman" w:eastAsia="Times New Roman" w:hAnsi="Times New Roman" w:cs="Times New Roman"/>
+          <w:b/>
+          <w:bCs/>
+          <w:sz w:val="27"/>
+          <w:szCs w:val="27"/>
+        </w:rPr>
+        <w:lastRenderedPageBreak/>
+        <w:t>Chapter 4: full “Data Infrastructure Setup” section</w:t>
+      </w:r>
+    </w:p>
+    <w:p>
+      <w:pPr>
+        <w:spacing w:before="100" w:beforeAutospacing="1" w:after="100" w:afterAutospacing="1" w:line="240" w:lineRule="auto"/>
+        <w:rPr>
+          <w:rFonts w:ascii="Times New Roman" w:eastAsia="Times New Roman" w:hAnsi="Times New Roman" w:cs="Times New Roman"/>
+          <w:sz w:val="24"/>
+          <w:szCs w:val="24"/>
+        </w:rPr>
+      </w:pPr>
+      <w:r>
+        <w:rPr>
+          <w:rFonts w:ascii="Times New Roman" w:eastAsia="Times New Roman" w:hAnsi="Times New Roman" w:cs="Times New Roman"/>
+          <w:sz w:val="24"/>
+          <w:szCs w:val="24"/>
+        </w:rPr>
+        <w:t xml:space="preserve">The detailed text I wrote for you fits perfectly in </w:t>
+      </w:r>
+      <w:r>
+        <w:rPr>
+          <w:rFonts w:ascii="Times New Roman" w:eastAsia="Times New Roman" w:hAnsi="Times New Roman" w:cs="Times New Roman"/>
+          <w:b/>
+          <w:bCs/>
+          <w:sz w:val="24"/>
+          <w:szCs w:val="24"/>
+        </w:rPr>
+        <w:t>Chapter 4</w:t>
+      </w:r>
+      <w:r>
+        <w:rPr>
+          <w:rFonts w:ascii="Times New Roman" w:eastAsia="Times New Roman" w:hAnsi="Times New Roman" w:cs="Times New Roman"/>
+          <w:sz w:val="24"/>
+          <w:szCs w:val="24"/>
+        </w:rPr>
+        <w:t>, under Implementation, for example:</w:t>
+      </w:r>
+    </w:p>
+    <w:p>
+      <w:pPr>
+        <w:numPr>
+          <w:ilvl w:val="0"/>
+          <w:numId w:val="3"/>
+        </w:numPr>
+        <w:spacing w:before="100" w:beforeAutospacing="1" w:after="100" w:afterAutospacing="1" w:line="240" w:lineRule="auto"/>
+        <w:rPr>
+          <w:rFonts w:ascii="Times New Roman" w:eastAsia="Times New Roman" w:hAnsi="Times New Roman" w:cs="Times New Roman"/>
+          <w:sz w:val="24"/>
+          <w:szCs w:val="24"/>
+        </w:rPr>
+      </w:pPr>
+      <w:r>
+        <w:rPr>
+          <w:rFonts w:ascii="Times New Roman" w:eastAsia="Times New Roman" w:hAnsi="Times New Roman" w:cs="Times New Roman"/>
+          <w:b/>
+          <w:bCs/>
+          <w:sz w:val="24"/>
+          <w:szCs w:val="24"/>
+        </w:rPr>
+        <w:t>Chapter 4: Implementation and Analysis</w:t>
+      </w:r>
+    </w:p>
+    <w:p>
+      <w:pPr>
+        <w:numPr>
+          <w:ilvl w:val="1"/>
+          <w:numId w:val="3"/>
+        </w:numPr>
+        <w:spacing w:before="100" w:beforeAutospacing="1" w:after="100" w:afterAutospacing="1" w:line="240" w:lineRule="auto"/>
+        <w:rPr>
+          <w:rFonts w:ascii="Times New Roman" w:eastAsia="Times New Roman" w:hAnsi="Times New Roman" w:cs="Times New Roman"/>
+          <w:sz w:val="24"/>
+          <w:szCs w:val="24"/>
+        </w:rPr>
+      </w:pPr>
+      <w:r>
+        <w:rPr>
+          <w:rFonts w:ascii="Times New Roman" w:eastAsia="Times New Roman" w:hAnsi="Times New Roman" w:cs="Times New Roman"/>
+          <w:sz w:val="24"/>
+          <w:szCs w:val="24"/>
+        </w:rPr>
+        <w:t>4.1 Overview of Implementation</w:t>
+      </w:r>
+    </w:p>
+    <w:p>
+      <w:pPr>
+        <w:numPr>
+          <w:ilvl w:val="1"/>
+          <w:numId w:val="3"/>
+        </w:numPr>
+        <w:spacing w:before="100" w:beforeAutospacing="1" w:after="100" w:afterAutospacing="1" w:line="240" w:lineRule="auto"/>
+        <w:rPr>
+          <w:rFonts w:ascii="Times New Roman" w:eastAsia="Times New Roman" w:hAnsi="Times New Roman" w:cs="Times New Roman"/>
+          <w:sz w:val="24"/>
+          <w:szCs w:val="24"/>
+        </w:rPr>
+      </w:pPr>
+      <w:r>
+        <w:rPr>
+          <w:rFonts w:ascii="Times New Roman" w:eastAsia="Times New Roman" w:hAnsi="Times New Roman" w:cs="Times New Roman"/>
+          <w:b/>
+          <w:bCs/>
+          <w:sz w:val="24"/>
+          <w:szCs w:val="24"/>
+        </w:rPr>
+        <w:t>4.2 Data Infrastructure Setup</w:t>
+      </w:r>
+      <w:r>
+        <w:rPr>
+          <w:rFonts w:ascii="Times New Roman" w:eastAsia="Times New Roman" w:hAnsi="Times New Roman" w:cs="Times New Roman"/>
+          <w:sz w:val="24"/>
+          <w:szCs w:val="24"/>
+        </w:rPr>
+        <w:t xml:space="preserve"> ← put the detailed section here</w:t>
+      </w:r>
+    </w:p>
+    <w:p>
+      <w:pPr>
+        <w:numPr>
+          <w:ilvl w:val="1"/>
+          <w:numId w:val="3"/>
+        </w:numPr>
+        <w:spacing w:before="100" w:beforeAutospacing="1" w:after="100" w:afterAutospacing="1" w:line="240" w:lineRule="auto"/>
+        <w:rPr>
+          <w:rFonts w:ascii="Times New Roman" w:eastAsia="Times New Roman" w:hAnsi="Times New Roman" w:cs="Times New Roman"/>
+          <w:sz w:val="24"/>
+          <w:szCs w:val="24"/>
+        </w:rPr>
+      </w:pPr>
+      <w:r>
+        <w:rPr>
+          <w:rFonts w:ascii="Times New Roman" w:eastAsia="Times New Roman" w:hAnsi="Times New Roman" w:cs="Times New Roman"/>
+          <w:sz w:val="24"/>
+          <w:szCs w:val="24"/>
+        </w:rPr>
+        <w:t>4.3 Data Preprocessing and Feature Engineering</w:t>
+      </w:r>
+    </w:p>
+    <w:p>
+      <w:pPr>
+        <w:numPr>
+          <w:ilvl w:val="1"/>
+          <w:numId w:val="3"/>
+        </w:numPr>
+        <w:spacing w:before="100" w:beforeAutospacing="1" w:after="100" w:afterAutospacing="1" w:line="240" w:lineRule="auto"/>
+        <w:rPr>
+          <w:rFonts w:ascii="Times New Roman" w:eastAsia="Times New Roman" w:hAnsi="Times New Roman" w:cs="Times New Roman"/>
+          <w:sz w:val="24"/>
+          <w:szCs w:val="24"/>
+        </w:rPr>
+      </w:pPr>
+      <w:r>
+        <w:rPr>
+          <w:rFonts w:ascii="Times New Roman" w:eastAsia="Times New Roman" w:hAnsi="Times New Roman" w:cs="Times New Roman"/>
+          <w:sz w:val="24"/>
+          <w:szCs w:val="24"/>
+        </w:rPr>
+        <w:t>4.4 Model or Agent Design and Training</w:t>
+      </w:r>
+    </w:p>
+    <w:p>
+      <w:pPr>
+        <w:numPr>
+          <w:ilvl w:val="1"/>
+          <w:numId w:val="3"/>
+        </w:numPr>
+        <w:spacing w:before="100" w:beforeAutospacing="1" w:after="100" w:afterAutospacing="1" w:line="240" w:lineRule="auto"/>
+        <w:rPr>
+          <w:rFonts w:ascii="Times New Roman" w:eastAsia="Times New Roman" w:hAnsi="Times New Roman" w:cs="Times New Roman"/>
+          <w:sz w:val="24"/>
+          <w:szCs w:val="24"/>
+        </w:rPr>
+      </w:pPr>
+      <w:r>
+        <w:rPr>
+          <w:rFonts w:ascii="Times New Roman" w:eastAsia="Times New Roman" w:hAnsi="Times New Roman" w:cs="Times New Roman"/>
+          <w:sz w:val="24"/>
+          <w:szCs w:val="24"/>
+        </w:rPr>
+        <w:t>4.5 Evaluation Procedures</w:t>
+      </w:r>
+    </w:p>
+    <w:p>
+      <w:pPr>
+        <w:spacing w:before="100" w:beforeAutospacing="1" w:after="100" w:afterAutospacing="1" w:line="240" w:lineRule="auto"/>
+        <w:rPr>
+          <w:rFonts w:ascii="Times New Roman" w:eastAsia="Times New Roman" w:hAnsi="Times New Roman" w:cs="Times New Roman"/>
+          <w:sz w:val="24"/>
+          <w:szCs w:val="24"/>
+        </w:rPr>
+      </w:pPr>
+      <w:r>
+        <w:rPr>
+          <w:rFonts w:ascii="Times New Roman" w:eastAsia="Times New Roman" w:hAnsi="Times New Roman" w:cs="Times New Roman"/>
+          <w:sz w:val="24"/>
+          <w:szCs w:val="24"/>
+        </w:rPr>
+        <w:t>So:</w:t>
+      </w:r>
+    </w:p>
+    <w:p>
+      <w:pPr>
+        <w:numPr>
+          <w:ilvl w:val="0"/>
+          <w:numId w:val="4"/>
+        </w:numPr>
+        <w:spacing w:before="100" w:beforeAutospacing="1" w:after="100" w:afterAutospacing="1" w:line="240" w:lineRule="auto"/>
+        <w:rPr>
+          <w:rFonts w:ascii="Times New Roman" w:eastAsia="Times New Roman" w:hAnsi="Times New Roman" w:cs="Times New Roman"/>
+          <w:sz w:val="24"/>
+          <w:szCs w:val="24"/>
+        </w:rPr>
+      </w:pPr>
+      <w:r>
+        <w:rPr>
+          <w:rFonts w:ascii="Times New Roman" w:eastAsia="Times New Roman" w:hAnsi="Times New Roman" w:cs="Times New Roman"/>
+          <w:sz w:val="24"/>
+          <w:szCs w:val="24"/>
+        </w:rPr>
+        <w:t>Chapter 3: short design explanation</w:t>
+      </w:r>
+    </w:p>
+    <w:p>
+      <w:pPr>
+        <w:numPr>
+          <w:ilvl w:val="0"/>
+          <w:numId w:val="4"/>
+        </w:numPr>
+        <w:spacing w:before="100" w:beforeAutospacing="1" w:after="100" w:afterAutospacing="1" w:line="240" w:lineRule="auto"/>
+        <w:rPr>
+          <w:rFonts w:ascii="Times New Roman" w:eastAsia="Times New Roman" w:hAnsi="Times New Roman" w:cs="Times New Roman"/>
+          <w:sz w:val="24"/>
+          <w:szCs w:val="24"/>
+        </w:rPr>
+      </w:pPr>
+      <w:r>
+        <w:rPr>
+          <w:rFonts w:ascii="Times New Roman" w:eastAsia="Times New Roman" w:hAnsi="Times New Roman" w:cs="Times New Roman"/>
+          <w:sz w:val="24"/>
+          <w:szCs w:val="24"/>
+        </w:rPr>
+        <w:t xml:space="preserve">Chapter 4: full technical story with PostgreSQL, </w:t>
+      </w:r>
+      <w:proofErr w:type="spellStart"/>
+      <w:r>
+        <w:rPr>
+          <w:rFonts w:ascii="Times New Roman" w:eastAsia="Times New Roman" w:hAnsi="Times New Roman" w:cs="Times New Roman"/>
+          <w:sz w:val="24"/>
+          <w:szCs w:val="24"/>
+        </w:rPr>
+        <w:t>DuckDB</w:t>
+      </w:r>
+      <w:proofErr w:type="spellEnd"/>
+      <w:r>
+        <w:rPr>
+          <w:rFonts w:ascii="Times New Roman" w:eastAsia="Times New Roman" w:hAnsi="Times New Roman" w:cs="Times New Roman"/>
+          <w:sz w:val="24"/>
+          <w:szCs w:val="24"/>
+        </w:rPr>
+        <w:t>, ETL, diagnostic script, etc.</w:t>
+      </w:r>
+    </w:p>
+    <w:p/>
     <w:sectPr>
       <w:pgSz w:w="12240" w:h="15840"/>
       <w:pgMar w:top="1440" w:right="1440" w:bottom="1440" w:left="1440" w:header="720" w:footer="720" w:gutter="0"/>
@@ -262,6 +1002,619 @@
     </w:sectPr>
   </w:body>
 </w:document>
+</file>
+
+<file path=word/numbering.xml><?xml version="1.0" encoding="utf-8"?>
+<w:numbering xmlns:wpc="http://schemas.microsoft.com/office/word/2010/wordprocessingCanvas" xmlns:cx="http://schemas.microsoft.com/office/drawing/2014/chartex" xmlns:cx1="http://schemas.microsoft.com/office/drawing/2015/9/8/chartex" xmlns:cx2="http://schemas.microsoft.com/office/drawing/2015/10/21/chartex" xmlns:cx3="http://schemas.microsoft.com/office/drawing/2016/5/9/chartex" xmlns:cx4="http://schemas.microsoft.com/office/drawing/2016/5/10/chartex" xmlns:cx5="http://schemas.microsoft.com/office/drawing/2016/5/11/chartex" xmlns:cx6="http://schemas.microsoft.com/office/drawing/2016/5/12/chartex" xmlns:cx7="http://schemas.microsoft.com/office/drawing/2016/5/13/chartex" xmlns:cx8="http://schemas.microsoft.com/office/drawing/2016/5/14/chartex" xmlns:mc="http://schemas.openxmlformats.org/markup-compatibility/2006" xmlns:aink="http://schemas.microsoft.com/office/drawing/2016/ink" xmlns:am3d="http://schemas.microsoft.com/office/drawing/2017/model3d" xmlns:o="urn:schemas-microsoft-com:office:office" xmlns:r="http://schemas.openxmlformats.org/officeDocument/2006/relationships" xmlns:m="http://schemas.openxmlformats.org/officeDocument/2006/math" xmlns:v="urn:schemas-microsoft-com:vml" xmlns:wp14="http://schemas.microsoft.com/office/word/2010/wordprocessingDrawing" xmlns:wp="http://schemas.openxmlformats.org/drawingml/2006/wordprocessingDrawing" xmlns:w10="urn:schemas-microsoft-com:office:word" xmlns:w="http://schemas.openxmlformats.org/wordprocessingml/2006/main" xmlns:w14="http://schemas.microsoft.com/office/word/2010/wordml" xmlns:w15="http://schemas.microsoft.com/office/word/2012/wordml" xmlns:w16cex="http://schemas.microsoft.com/office/word/2018/wordml/cex" xmlns:w16cid="http://schemas.microsoft.com/office/word/2016/wordml/cid" xmlns:w16="http://schemas.microsoft.com/office/word/2018/wordml" xmlns:w16sdtdh="http://schemas.microsoft.com/office/word/2020/wordml/sdtdatahash" xmlns:w16se="http://schemas.microsoft.com/office/word/2015/wordml/symex" xmlns:wpg="http://schemas.microsoft.com/office/word/2010/wordprocessingGroup" xmlns:wpi="http://schemas.microsoft.com/office/word/2010/wordprocessingInk" xmlns:wne="http://schemas.microsoft.com/office/word/2006/wordml" xmlns:wps="http://schemas.microsoft.com/office/word/2010/wordprocessingShape" mc:Ignorable="w14 w15 w16se w16cid w16 w16cex w16sdtdh wp14">
+  <w:abstractNum w:abstractNumId="0" w15:restartNumberingAfterBreak="0">
+    <w:nsid w:val="0DC919FC"/>
+    <w:multiLevelType w:val="multilevel"/>
+    <w:tmpl w:val="198A286A"/>
+    <w:lvl w:ilvl="0">
+      <w:start w:val="1"/>
+      <w:numFmt w:val="bullet"/>
+      <w:lvlText w:val=""/>
+      <w:lvlJc w:val="left"/>
+      <w:pPr>
+        <w:tabs>
+          <w:tab w:val="num" w:pos="720"/>
+        </w:tabs>
+        <w:ind w:left="720" w:hanging="360"/>
+      </w:pPr>
+      <w:rPr>
+        <w:rFonts w:ascii="Symbol" w:hAnsi="Symbol" w:hint="default"/>
+        <w:sz w:val="20"/>
+      </w:rPr>
+    </w:lvl>
+    <w:lvl w:ilvl="1">
+      <w:start w:val="1"/>
+      <w:numFmt w:val="bullet"/>
+      <w:lvlText w:val="o"/>
+      <w:lvlJc w:val="left"/>
+      <w:pPr>
+        <w:tabs>
+          <w:tab w:val="num" w:pos="1440"/>
+        </w:tabs>
+        <w:ind w:left="1440" w:hanging="360"/>
+      </w:pPr>
+      <w:rPr>
+        <w:rFonts w:ascii="Courier New" w:hAnsi="Courier New" w:hint="default"/>
+        <w:sz w:val="20"/>
+      </w:rPr>
+    </w:lvl>
+    <w:lvl w:ilvl="2">
+      <w:start w:val="1"/>
+      <w:numFmt w:val="bullet"/>
+      <w:lvlText w:val=""/>
+      <w:lvlJc w:val="left"/>
+      <w:pPr>
+        <w:tabs>
+          <w:tab w:val="num" w:pos="2160"/>
+        </w:tabs>
+        <w:ind w:left="2160" w:hanging="360"/>
+      </w:pPr>
+      <w:rPr>
+        <w:rFonts w:ascii="Wingdings" w:hAnsi="Wingdings" w:hint="default"/>
+        <w:sz w:val="20"/>
+      </w:rPr>
+    </w:lvl>
+    <w:lvl w:ilvl="3" w:tentative="1">
+      <w:start w:val="1"/>
+      <w:numFmt w:val="bullet"/>
+      <w:lvlText w:val=""/>
+      <w:lvlJc w:val="left"/>
+      <w:pPr>
+        <w:tabs>
+          <w:tab w:val="num" w:pos="2880"/>
+        </w:tabs>
+        <w:ind w:left="2880" w:hanging="360"/>
+      </w:pPr>
+      <w:rPr>
+        <w:rFonts w:ascii="Wingdings" w:hAnsi="Wingdings" w:hint="default"/>
+        <w:sz w:val="20"/>
+      </w:rPr>
+    </w:lvl>
+    <w:lvl w:ilvl="4" w:tentative="1">
+      <w:start w:val="1"/>
+      <w:numFmt w:val="bullet"/>
+      <w:lvlText w:val=""/>
+      <w:lvlJc w:val="left"/>
+      <w:pPr>
+        <w:tabs>
+          <w:tab w:val="num" w:pos="3600"/>
+        </w:tabs>
+        <w:ind w:left="3600" w:hanging="360"/>
+      </w:pPr>
+      <w:rPr>
+        <w:rFonts w:ascii="Wingdings" w:hAnsi="Wingdings" w:hint="default"/>
+        <w:sz w:val="20"/>
+      </w:rPr>
+    </w:lvl>
+    <w:lvl w:ilvl="5" w:tentative="1">
+      <w:start w:val="1"/>
+      <w:numFmt w:val="bullet"/>
+      <w:lvlText w:val=""/>
+      <w:lvlJc w:val="left"/>
+      <w:pPr>
+        <w:tabs>
+          <w:tab w:val="num" w:pos="4320"/>
+        </w:tabs>
+        <w:ind w:left="4320" w:hanging="360"/>
+      </w:pPr>
+      <w:rPr>
+        <w:rFonts w:ascii="Wingdings" w:hAnsi="Wingdings" w:hint="default"/>
+        <w:sz w:val="20"/>
+      </w:rPr>
+    </w:lvl>
+    <w:lvl w:ilvl="6" w:tentative="1">
+      <w:start w:val="1"/>
+      <w:numFmt w:val="bullet"/>
+      <w:lvlText w:val=""/>
+      <w:lvlJc w:val="left"/>
+      <w:pPr>
+        <w:tabs>
+          <w:tab w:val="num" w:pos="5040"/>
+        </w:tabs>
+        <w:ind w:left="5040" w:hanging="360"/>
+      </w:pPr>
+      <w:rPr>
+        <w:rFonts w:ascii="Wingdings" w:hAnsi="Wingdings" w:hint="default"/>
+        <w:sz w:val="20"/>
+      </w:rPr>
+    </w:lvl>
+    <w:lvl w:ilvl="7" w:tentative="1">
+      <w:start w:val="1"/>
+      <w:numFmt w:val="bullet"/>
+      <w:lvlText w:val=""/>
+      <w:lvlJc w:val="left"/>
+      <w:pPr>
+        <w:tabs>
+          <w:tab w:val="num" w:pos="5760"/>
+        </w:tabs>
+        <w:ind w:left="5760" w:hanging="360"/>
+      </w:pPr>
+      <w:rPr>
+        <w:rFonts w:ascii="Wingdings" w:hAnsi="Wingdings" w:hint="default"/>
+        <w:sz w:val="20"/>
+      </w:rPr>
+    </w:lvl>
+    <w:lvl w:ilvl="8" w:tentative="1">
+      <w:start w:val="1"/>
+      <w:numFmt w:val="bullet"/>
+      <w:lvlText w:val=""/>
+      <w:lvlJc w:val="left"/>
+      <w:pPr>
+        <w:tabs>
+          <w:tab w:val="num" w:pos="6480"/>
+        </w:tabs>
+        <w:ind w:left="6480" w:hanging="360"/>
+      </w:pPr>
+      <w:rPr>
+        <w:rFonts w:ascii="Wingdings" w:hAnsi="Wingdings" w:hint="default"/>
+        <w:sz w:val="20"/>
+      </w:rPr>
+    </w:lvl>
+  </w:abstractNum>
+  <w:abstractNum w:abstractNumId="1" w15:restartNumberingAfterBreak="0">
+    <w:nsid w:val="5E372385"/>
+    <w:multiLevelType w:val="multilevel"/>
+    <w:tmpl w:val="ACFCC9A8"/>
+    <w:lvl w:ilvl="0">
+      <w:start w:val="1"/>
+      <w:numFmt w:val="bullet"/>
+      <w:lvlText w:val=""/>
+      <w:lvlJc w:val="left"/>
+      <w:pPr>
+        <w:tabs>
+          <w:tab w:val="num" w:pos="720"/>
+        </w:tabs>
+        <w:ind w:left="720" w:hanging="360"/>
+      </w:pPr>
+      <w:rPr>
+        <w:rFonts w:ascii="Symbol" w:hAnsi="Symbol" w:hint="default"/>
+        <w:sz w:val="20"/>
+      </w:rPr>
+    </w:lvl>
+    <w:lvl w:ilvl="1">
+      <w:start w:val="1"/>
+      <w:numFmt w:val="bullet"/>
+      <w:lvlText w:val="o"/>
+      <w:lvlJc w:val="left"/>
+      <w:pPr>
+        <w:tabs>
+          <w:tab w:val="num" w:pos="1440"/>
+        </w:tabs>
+        <w:ind w:left="1440" w:hanging="360"/>
+      </w:pPr>
+      <w:rPr>
+        <w:rFonts w:ascii="Courier New" w:hAnsi="Courier New" w:hint="default"/>
+        <w:sz w:val="20"/>
+      </w:rPr>
+    </w:lvl>
+    <w:lvl w:ilvl="2" w:tentative="1">
+      <w:start w:val="1"/>
+      <w:numFmt w:val="bullet"/>
+      <w:lvlText w:val=""/>
+      <w:lvlJc w:val="left"/>
+      <w:pPr>
+        <w:tabs>
+          <w:tab w:val="num" w:pos="2160"/>
+        </w:tabs>
+        <w:ind w:left="2160" w:hanging="360"/>
+      </w:pPr>
+      <w:rPr>
+        <w:rFonts w:ascii="Wingdings" w:hAnsi="Wingdings" w:hint="default"/>
+        <w:sz w:val="20"/>
+      </w:rPr>
+    </w:lvl>
+    <w:lvl w:ilvl="3" w:tentative="1">
+      <w:start w:val="1"/>
+      <w:numFmt w:val="bullet"/>
+      <w:lvlText w:val=""/>
+      <w:lvlJc w:val="left"/>
+      <w:pPr>
+        <w:tabs>
+          <w:tab w:val="num" w:pos="2880"/>
+        </w:tabs>
+        <w:ind w:left="2880" w:hanging="360"/>
+      </w:pPr>
+      <w:rPr>
+        <w:rFonts w:ascii="Wingdings" w:hAnsi="Wingdings" w:hint="default"/>
+        <w:sz w:val="20"/>
+      </w:rPr>
+    </w:lvl>
+    <w:lvl w:ilvl="4" w:tentative="1">
+      <w:start w:val="1"/>
+      <w:numFmt w:val="bullet"/>
+      <w:lvlText w:val=""/>
+      <w:lvlJc w:val="left"/>
+      <w:pPr>
+        <w:tabs>
+          <w:tab w:val="num" w:pos="3600"/>
+        </w:tabs>
+        <w:ind w:left="3600" w:hanging="360"/>
+      </w:pPr>
+      <w:rPr>
+        <w:rFonts w:ascii="Wingdings" w:hAnsi="Wingdings" w:hint="default"/>
+        <w:sz w:val="20"/>
+      </w:rPr>
+    </w:lvl>
+    <w:lvl w:ilvl="5" w:tentative="1">
+      <w:start w:val="1"/>
+      <w:numFmt w:val="bullet"/>
+      <w:lvlText w:val=""/>
+      <w:lvlJc w:val="left"/>
+      <w:pPr>
+        <w:tabs>
+          <w:tab w:val="num" w:pos="4320"/>
+        </w:tabs>
+        <w:ind w:left="4320" w:hanging="360"/>
+      </w:pPr>
+      <w:rPr>
+        <w:rFonts w:ascii="Wingdings" w:hAnsi="Wingdings" w:hint="default"/>
+        <w:sz w:val="20"/>
+      </w:rPr>
+    </w:lvl>
+    <w:lvl w:ilvl="6" w:tentative="1">
+      <w:start w:val="1"/>
+      <w:numFmt w:val="bullet"/>
+      <w:lvlText w:val=""/>
+      <w:lvlJc w:val="left"/>
+      <w:pPr>
+        <w:tabs>
+          <w:tab w:val="num" w:pos="5040"/>
+        </w:tabs>
+        <w:ind w:left="5040" w:hanging="360"/>
+      </w:pPr>
+      <w:rPr>
+        <w:rFonts w:ascii="Wingdings" w:hAnsi="Wingdings" w:hint="default"/>
+        <w:sz w:val="20"/>
+      </w:rPr>
+    </w:lvl>
+    <w:lvl w:ilvl="7" w:tentative="1">
+      <w:start w:val="1"/>
+      <w:numFmt w:val="bullet"/>
+      <w:lvlText w:val=""/>
+      <w:lvlJc w:val="left"/>
+      <w:pPr>
+        <w:tabs>
+          <w:tab w:val="num" w:pos="5760"/>
+        </w:tabs>
+        <w:ind w:left="5760" w:hanging="360"/>
+      </w:pPr>
+      <w:rPr>
+        <w:rFonts w:ascii="Wingdings" w:hAnsi="Wingdings" w:hint="default"/>
+        <w:sz w:val="20"/>
+      </w:rPr>
+    </w:lvl>
+    <w:lvl w:ilvl="8" w:tentative="1">
+      <w:start w:val="1"/>
+      <w:numFmt w:val="bullet"/>
+      <w:lvlText w:val=""/>
+      <w:lvlJc w:val="left"/>
+      <w:pPr>
+        <w:tabs>
+          <w:tab w:val="num" w:pos="6480"/>
+        </w:tabs>
+        <w:ind w:left="6480" w:hanging="360"/>
+      </w:pPr>
+      <w:rPr>
+        <w:rFonts w:ascii="Wingdings" w:hAnsi="Wingdings" w:hint="default"/>
+        <w:sz w:val="20"/>
+      </w:rPr>
+    </w:lvl>
+  </w:abstractNum>
+  <w:abstractNum w:abstractNumId="2" w15:restartNumberingAfterBreak="0">
+    <w:nsid w:val="66551E75"/>
+    <w:multiLevelType w:val="multilevel"/>
+    <w:tmpl w:val="2CF4F4DA"/>
+    <w:lvl w:ilvl="0">
+      <w:start w:val="1"/>
+      <w:numFmt w:val="bullet"/>
+      <w:lvlText w:val=""/>
+      <w:lvlJc w:val="left"/>
+      <w:pPr>
+        <w:tabs>
+          <w:tab w:val="num" w:pos="720"/>
+        </w:tabs>
+        <w:ind w:left="720" w:hanging="360"/>
+      </w:pPr>
+      <w:rPr>
+        <w:rFonts w:ascii="Symbol" w:hAnsi="Symbol" w:hint="default"/>
+        <w:sz w:val="20"/>
+      </w:rPr>
+    </w:lvl>
+    <w:lvl w:ilvl="1" w:tentative="1">
+      <w:start w:val="1"/>
+      <w:numFmt w:val="bullet"/>
+      <w:lvlText w:val="o"/>
+      <w:lvlJc w:val="left"/>
+      <w:pPr>
+        <w:tabs>
+          <w:tab w:val="num" w:pos="1440"/>
+        </w:tabs>
+        <w:ind w:left="1440" w:hanging="360"/>
+      </w:pPr>
+      <w:rPr>
+        <w:rFonts w:ascii="Courier New" w:hAnsi="Courier New" w:hint="default"/>
+        <w:sz w:val="20"/>
+      </w:rPr>
+    </w:lvl>
+    <w:lvl w:ilvl="2" w:tentative="1">
+      <w:start w:val="1"/>
+      <w:numFmt w:val="bullet"/>
+      <w:lvlText w:val=""/>
+      <w:lvlJc w:val="left"/>
+      <w:pPr>
+        <w:tabs>
+          <w:tab w:val="num" w:pos="2160"/>
+        </w:tabs>
+        <w:ind w:left="2160" w:hanging="360"/>
+      </w:pPr>
+      <w:rPr>
+        <w:rFonts w:ascii="Wingdings" w:hAnsi="Wingdings" w:hint="default"/>
+        <w:sz w:val="20"/>
+      </w:rPr>
+    </w:lvl>
+    <w:lvl w:ilvl="3" w:tentative="1">
+      <w:start w:val="1"/>
+      <w:numFmt w:val="bullet"/>
+      <w:lvlText w:val=""/>
+      <w:lvlJc w:val="left"/>
+      <w:pPr>
+        <w:tabs>
+          <w:tab w:val="num" w:pos="2880"/>
+        </w:tabs>
+        <w:ind w:left="2880" w:hanging="360"/>
+      </w:pPr>
+      <w:rPr>
+        <w:rFonts w:ascii="Wingdings" w:hAnsi="Wingdings" w:hint="default"/>
+        <w:sz w:val="20"/>
+      </w:rPr>
+    </w:lvl>
+    <w:lvl w:ilvl="4" w:tentative="1">
+      <w:start w:val="1"/>
+      <w:numFmt w:val="bullet"/>
+      <w:lvlText w:val=""/>
+      <w:lvlJc w:val="left"/>
+      <w:pPr>
+        <w:tabs>
+          <w:tab w:val="num" w:pos="3600"/>
+        </w:tabs>
+        <w:ind w:left="3600" w:hanging="360"/>
+      </w:pPr>
+      <w:rPr>
+        <w:rFonts w:ascii="Wingdings" w:hAnsi="Wingdings" w:hint="default"/>
+        <w:sz w:val="20"/>
+      </w:rPr>
+    </w:lvl>
+    <w:lvl w:ilvl="5" w:tentative="1">
+      <w:start w:val="1"/>
+      <w:numFmt w:val="bullet"/>
+      <w:lvlText w:val=""/>
+      <w:lvlJc w:val="left"/>
+      <w:pPr>
+        <w:tabs>
+          <w:tab w:val="num" w:pos="4320"/>
+        </w:tabs>
+        <w:ind w:left="4320" w:hanging="360"/>
+      </w:pPr>
+      <w:rPr>
+        <w:rFonts w:ascii="Wingdings" w:hAnsi="Wingdings" w:hint="default"/>
+        <w:sz w:val="20"/>
+      </w:rPr>
+    </w:lvl>
+    <w:lvl w:ilvl="6" w:tentative="1">
+      <w:start w:val="1"/>
+      <w:numFmt w:val="bullet"/>
+      <w:lvlText w:val=""/>
+      <w:lvlJc w:val="left"/>
+      <w:pPr>
+        <w:tabs>
+          <w:tab w:val="num" w:pos="5040"/>
+        </w:tabs>
+        <w:ind w:left="5040" w:hanging="360"/>
+      </w:pPr>
+      <w:rPr>
+        <w:rFonts w:ascii="Wingdings" w:hAnsi="Wingdings" w:hint="default"/>
+        <w:sz w:val="20"/>
+      </w:rPr>
+    </w:lvl>
+    <w:lvl w:ilvl="7" w:tentative="1">
+      <w:start w:val="1"/>
+      <w:numFmt w:val="bullet"/>
+      <w:lvlText w:val=""/>
+      <w:lvlJc w:val="left"/>
+      <w:pPr>
+        <w:tabs>
+          <w:tab w:val="num" w:pos="5760"/>
+        </w:tabs>
+        <w:ind w:left="5760" w:hanging="360"/>
+      </w:pPr>
+      <w:rPr>
+        <w:rFonts w:ascii="Wingdings" w:hAnsi="Wingdings" w:hint="default"/>
+        <w:sz w:val="20"/>
+      </w:rPr>
+    </w:lvl>
+    <w:lvl w:ilvl="8" w:tentative="1">
+      <w:start w:val="1"/>
+      <w:numFmt w:val="bullet"/>
+      <w:lvlText w:val=""/>
+      <w:lvlJc w:val="left"/>
+      <w:pPr>
+        <w:tabs>
+          <w:tab w:val="num" w:pos="6480"/>
+        </w:tabs>
+        <w:ind w:left="6480" w:hanging="360"/>
+      </w:pPr>
+      <w:rPr>
+        <w:rFonts w:ascii="Wingdings" w:hAnsi="Wingdings" w:hint="default"/>
+        <w:sz w:val="20"/>
+      </w:rPr>
+    </w:lvl>
+  </w:abstractNum>
+  <w:abstractNum w:abstractNumId="3" w15:restartNumberingAfterBreak="0">
+    <w:nsid w:val="7F425B01"/>
+    <w:multiLevelType w:val="multilevel"/>
+    <w:tmpl w:val="1C6EEE8C"/>
+    <w:lvl w:ilvl="0">
+      <w:start w:val="1"/>
+      <w:numFmt w:val="bullet"/>
+      <w:lvlText w:val=""/>
+      <w:lvlJc w:val="left"/>
+      <w:pPr>
+        <w:tabs>
+          <w:tab w:val="num" w:pos="720"/>
+        </w:tabs>
+        <w:ind w:left="720" w:hanging="360"/>
+      </w:pPr>
+      <w:rPr>
+        <w:rFonts w:ascii="Symbol" w:hAnsi="Symbol" w:hint="default"/>
+        <w:sz w:val="20"/>
+      </w:rPr>
+    </w:lvl>
+    <w:lvl w:ilvl="1" w:tentative="1">
+      <w:start w:val="1"/>
+      <w:numFmt w:val="bullet"/>
+      <w:lvlText w:val="o"/>
+      <w:lvlJc w:val="left"/>
+      <w:pPr>
+        <w:tabs>
+          <w:tab w:val="num" w:pos="1440"/>
+        </w:tabs>
+        <w:ind w:left="1440" w:hanging="360"/>
+      </w:pPr>
+      <w:rPr>
+        <w:rFonts w:ascii="Courier New" w:hAnsi="Courier New" w:hint="default"/>
+        <w:sz w:val="20"/>
+      </w:rPr>
+    </w:lvl>
+    <w:lvl w:ilvl="2" w:tentative="1">
+      <w:start w:val="1"/>
+      <w:numFmt w:val="bullet"/>
+      <w:lvlText w:val=""/>
+      <w:lvlJc w:val="left"/>
+      <w:pPr>
+        <w:tabs>
+          <w:tab w:val="num" w:pos="2160"/>
+        </w:tabs>
+        <w:ind w:left="2160" w:hanging="360"/>
+      </w:pPr>
+      <w:rPr>
+        <w:rFonts w:ascii="Wingdings" w:hAnsi="Wingdings" w:hint="default"/>
+        <w:sz w:val="20"/>
+      </w:rPr>
+    </w:lvl>
+    <w:lvl w:ilvl="3" w:tentative="1">
+      <w:start w:val="1"/>
+      <w:numFmt w:val="bullet"/>
+      <w:lvlText w:val=""/>
+      <w:lvlJc w:val="left"/>
+      <w:pPr>
+        <w:tabs>
+          <w:tab w:val="num" w:pos="2880"/>
+        </w:tabs>
+        <w:ind w:left="2880" w:hanging="360"/>
+      </w:pPr>
+      <w:rPr>
+        <w:rFonts w:ascii="Wingdings" w:hAnsi="Wingdings" w:hint="default"/>
+        <w:sz w:val="20"/>
+      </w:rPr>
+    </w:lvl>
+    <w:lvl w:ilvl="4" w:tentative="1">
+      <w:start w:val="1"/>
+      <w:numFmt w:val="bullet"/>
+      <w:lvlText w:val=""/>
+      <w:lvlJc w:val="left"/>
+      <w:pPr>
+        <w:tabs>
+          <w:tab w:val="num" w:pos="3600"/>
+        </w:tabs>
+        <w:ind w:left="3600" w:hanging="360"/>
+      </w:pPr>
+      <w:rPr>
+        <w:rFonts w:ascii="Wingdings" w:hAnsi="Wingdings" w:hint="default"/>
+        <w:sz w:val="20"/>
+      </w:rPr>
+    </w:lvl>
+    <w:lvl w:ilvl="5" w:tentative="1">
+      <w:start w:val="1"/>
+      <w:numFmt w:val="bullet"/>
+      <w:lvlText w:val=""/>
+      <w:lvlJc w:val="left"/>
+      <w:pPr>
+        <w:tabs>
+          <w:tab w:val="num" w:pos="4320"/>
+        </w:tabs>
+        <w:ind w:left="4320" w:hanging="360"/>
+      </w:pPr>
+      <w:rPr>
+        <w:rFonts w:ascii="Wingdings" w:hAnsi="Wingdings" w:hint="default"/>
+        <w:sz w:val="20"/>
+      </w:rPr>
+    </w:lvl>
+    <w:lvl w:ilvl="6" w:tentative="1">
+      <w:start w:val="1"/>
+      <w:numFmt w:val="bullet"/>
+      <w:lvlText w:val=""/>
+      <w:lvlJc w:val="left"/>
+      <w:pPr>
+        <w:tabs>
+          <w:tab w:val="num" w:pos="5040"/>
+        </w:tabs>
+        <w:ind w:left="5040" w:hanging="360"/>
+      </w:pPr>
+      <w:rPr>
+        <w:rFonts w:ascii="Wingdings" w:hAnsi="Wingdings" w:hint="default"/>
+        <w:sz w:val="20"/>
+      </w:rPr>
+    </w:lvl>
+    <w:lvl w:ilvl="7" w:tentative="1">
+      <w:start w:val="1"/>
+      <w:numFmt w:val="bullet"/>
+      <w:lvlText w:val=""/>
+      <w:lvlJc w:val="left"/>
+      <w:pPr>
+        <w:tabs>
+          <w:tab w:val="num" w:pos="5760"/>
+        </w:tabs>
+        <w:ind w:left="5760" w:hanging="360"/>
+      </w:pPr>
+      <w:rPr>
+        <w:rFonts w:ascii="Wingdings" w:hAnsi="Wingdings" w:hint="default"/>
+        <w:sz w:val="20"/>
+      </w:rPr>
+    </w:lvl>
+    <w:lvl w:ilvl="8" w:tentative="1">
+      <w:start w:val="1"/>
+      <w:numFmt w:val="bullet"/>
+      <w:lvlText w:val=""/>
+      <w:lvlJc w:val="left"/>
+      <w:pPr>
+        <w:tabs>
+          <w:tab w:val="num" w:pos="6480"/>
+        </w:tabs>
+        <w:ind w:left="6480" w:hanging="360"/>
+      </w:pPr>
+      <w:rPr>
+        <w:rFonts w:ascii="Wingdings" w:hAnsi="Wingdings" w:hint="default"/>
+        <w:sz w:val="20"/>
+      </w:rPr>
+    </w:lvl>
+  </w:abstractNum>
+  <w:num w:numId="1">
+    <w:abstractNumId w:val="3"/>
+  </w:num>
+  <w:num w:numId="2">
+    <w:abstractNumId w:val="0"/>
+  </w:num>
+  <w:num w:numId="3">
+    <w:abstractNumId w:val="1"/>
+  </w:num>
+  <w:num w:numId="4">
+    <w:abstractNumId w:val="2"/>
+  </w:num>
+</w:numbering>
 </file>
 
 <file path=word/styles.xml><?xml version="1.0" encoding="utf-8"?>
@@ -663,6 +2016,44 @@
     <w:name w:val="Normal"/>
     <w:qFormat/>
   </w:style>
+  <w:style w:type="paragraph" w:styleId="Heading2">
+    <w:name w:val="heading 2"/>
+    <w:basedOn w:val="Normal"/>
+    <w:link w:val="Heading2Char"/>
+    <w:uiPriority w:val="9"/>
+    <w:qFormat/>
+    <w:rsid w:val="00761231"/>
+    <w:pPr>
+      <w:spacing w:before="100" w:beforeAutospacing="1" w:after="100" w:afterAutospacing="1" w:line="240" w:lineRule="auto"/>
+      <w:outlineLvl w:val="1"/>
+    </w:pPr>
+    <w:rPr>
+      <w:rFonts w:ascii="Times New Roman" w:eastAsia="Times New Roman" w:hAnsi="Times New Roman" w:cs="Times New Roman"/>
+      <w:b/>
+      <w:bCs/>
+      <w:sz w:val="36"/>
+      <w:szCs w:val="36"/>
+    </w:rPr>
+  </w:style>
+  <w:style w:type="paragraph" w:styleId="Heading3">
+    <w:name w:val="heading 3"/>
+    <w:basedOn w:val="Normal"/>
+    <w:link w:val="Heading3Char"/>
+    <w:uiPriority w:val="9"/>
+    <w:qFormat/>
+    <w:rsid w:val="00761231"/>
+    <w:pPr>
+      <w:spacing w:before="100" w:beforeAutospacing="1" w:after="100" w:afterAutospacing="1" w:line="240" w:lineRule="auto"/>
+      <w:outlineLvl w:val="2"/>
+    </w:pPr>
+    <w:rPr>
+      <w:rFonts w:ascii="Times New Roman" w:eastAsia="Times New Roman" w:hAnsi="Times New Roman" w:cs="Times New Roman"/>
+      <w:b/>
+      <w:bCs/>
+      <w:sz w:val="27"/>
+      <w:szCs w:val="27"/>
+    </w:rPr>
+  </w:style>
   <w:style w:type="character" w:default="1" w:styleId="DefaultParagraphFont">
     <w:name w:val="Default Paragraph Font"/>
     <w:uiPriority w:val="1"/>
@@ -689,6 +2080,72 @@
     <w:uiPriority w:val="99"/>
     <w:semiHidden/>
     <w:unhideWhenUsed/>
+  </w:style>
+  <w:style w:type="character" w:customStyle="1" w:styleId="Heading2Char">
+    <w:name w:val="Heading 2 Char"/>
+    <w:basedOn w:val="DefaultParagraphFont"/>
+    <w:link w:val="Heading2"/>
+    <w:uiPriority w:val="9"/>
+    <w:rsid w:val="00761231"/>
+    <w:rPr>
+      <w:rFonts w:ascii="Times New Roman" w:eastAsia="Times New Roman" w:hAnsi="Times New Roman" w:cs="Times New Roman"/>
+      <w:b/>
+      <w:bCs/>
+      <w:sz w:val="36"/>
+      <w:szCs w:val="36"/>
+    </w:rPr>
+  </w:style>
+  <w:style w:type="character" w:customStyle="1" w:styleId="Heading3Char">
+    <w:name w:val="Heading 3 Char"/>
+    <w:basedOn w:val="DefaultParagraphFont"/>
+    <w:link w:val="Heading3"/>
+    <w:uiPriority w:val="9"/>
+    <w:rsid w:val="00761231"/>
+    <w:rPr>
+      <w:rFonts w:ascii="Times New Roman" w:eastAsia="Times New Roman" w:hAnsi="Times New Roman" w:cs="Times New Roman"/>
+      <w:b/>
+      <w:bCs/>
+      <w:sz w:val="27"/>
+      <w:szCs w:val="27"/>
+    </w:rPr>
+  </w:style>
+  <w:style w:type="paragraph" w:styleId="NormalWeb">
+    <w:name w:val="Normal (Web)"/>
+    <w:basedOn w:val="Normal"/>
+    <w:uiPriority w:val="99"/>
+    <w:semiHidden/>
+    <w:unhideWhenUsed/>
+    <w:rsid w:val="00761231"/>
+    <w:pPr>
+      <w:spacing w:before="100" w:beforeAutospacing="1" w:after="100" w:afterAutospacing="1" w:line="240" w:lineRule="auto"/>
+    </w:pPr>
+    <w:rPr>
+      <w:rFonts w:ascii="Times New Roman" w:eastAsia="Times New Roman" w:hAnsi="Times New Roman" w:cs="Times New Roman"/>
+      <w:sz w:val="24"/>
+      <w:szCs w:val="24"/>
+    </w:rPr>
+  </w:style>
+  <w:style w:type="character" w:styleId="Strong">
+    <w:name w:val="Strong"/>
+    <w:basedOn w:val="DefaultParagraphFont"/>
+    <w:uiPriority w:val="22"/>
+    <w:qFormat/>
+    <w:rsid w:val="00761231"/>
+    <w:rPr>
+      <w:b/>
+      <w:bCs/>
+    </w:rPr>
+  </w:style>
+  <w:style w:type="character" w:styleId="Emphasis">
+    <w:name w:val="Emphasis"/>
+    <w:basedOn w:val="DefaultParagraphFont"/>
+    <w:uiPriority w:val="20"/>
+    <w:qFormat/>
+    <w:rsid w:val="00761231"/>
+    <w:rPr>
+      <w:i/>
+      <w:iCs/>
+    </w:rPr>
   </w:style>
 </w:styles>
 </file>

--- a/Thesis Paper.docx
+++ b/Thesis Paper.docx
@@ -992,6 +992,594 @@
         </w:rPr>
         <w:t>, ETL, diagnostic script, etc.</w:t>
       </w:r>
+    </w:p>
+    <w:p>
+      <w:pPr>
+        <w:pStyle w:val="ListParagraph"/>
+        <w:numPr>
+          <w:ilvl w:val="0"/>
+          <w:numId w:val="4"/>
+        </w:numPr>
+        <w:spacing w:before="100" w:beforeAutospacing="1" w:after="100" w:afterAutospacing="1" w:line="240" w:lineRule="auto"/>
+        <w:rPr>
+          <w:rFonts w:ascii="Times New Roman" w:eastAsia="Times New Roman" w:hAnsi="Times New Roman" w:cs="Times New Roman"/>
+          <w:sz w:val="24"/>
+          <w:szCs w:val="24"/>
+        </w:rPr>
+      </w:pPr>
+      <w:proofErr w:type="gramStart"/>
+      <w:r>
+        <w:rPr>
+          <w:rFonts w:ascii="Times New Roman" w:eastAsia="Times New Roman" w:hAnsi="Symbol" w:cs="Times New Roman"/>
+          <w:sz w:val="24"/>
+          <w:szCs w:val="24"/>
+        </w:rPr>
+        <w:t></w:t>
+      </w:r>
+      <w:r>
+        <w:rPr>
+          <w:rFonts w:ascii="Times New Roman" w:eastAsia="Times New Roman" w:hAnsi="Times New Roman" w:cs="Times New Roman"/>
+          <w:sz w:val="24"/>
+          <w:szCs w:val="24"/>
+        </w:rPr>
+        <w:t xml:space="preserve">  </w:t>
+      </w:r>
+      <w:r>
+        <w:rPr>
+          <w:rFonts w:ascii="Times New Roman" w:eastAsia="Times New Roman" w:hAnsi="Times New Roman" w:cs="Times New Roman"/>
+          <w:b/>
+          <w:bCs/>
+          <w:sz w:val="24"/>
+          <w:szCs w:val="24"/>
+        </w:rPr>
+        <w:t>Data</w:t>
+      </w:r>
+      <w:proofErr w:type="gramEnd"/>
+      <w:r>
+        <w:rPr>
+          <w:rFonts w:ascii="Times New Roman" w:eastAsia="Times New Roman" w:hAnsi="Times New Roman" w:cs="Times New Roman"/>
+          <w:b/>
+          <w:bCs/>
+          <w:sz w:val="24"/>
+          <w:szCs w:val="24"/>
+        </w:rPr>
+        <w:t xml:space="preserve"> Sources and Preparation</w:t>
+      </w:r>
+    </w:p>
+    <w:p>
+      <w:pPr>
+        <w:pStyle w:val="Heading3"/>
+      </w:pPr>
+      <w:r>
+        <w:t>Data sources</w:t>
+      </w:r>
+    </w:p>
+    <w:p>
+      <w:pPr>
+        <w:pStyle w:val="NormalWeb"/>
+      </w:pPr>
+      <w:r>
+        <w:t>Because production Autochek dealer activity data is confidential, this project uses a hybrid dataset made up of (1) a public vehicle listings dataset and (2) synthetic operational tables that mimic Autochek-style dealer activity across multiple countries.</w:t>
+      </w:r>
+    </w:p>
+    <w:p>
+      <w:pPr>
+        <w:pStyle w:val="NormalWeb"/>
+      </w:pPr>
+      <w:r>
+        <w:t>Vehicle inventory data was sourced from Kaggle car listings data (vehicle title, price, make, model, year, transmission, engine capacity, location, mileage, description). To align this external dataset with the Autochek setting, additional fields were created and existing fields were standardized to match the schema used by the system. In particular, listings were assigned to dealers and distributed across multiple operating countries to represent a multi-country marketplace similar to Autochek.</w:t>
+      </w:r>
+    </w:p>
+    <w:p>
+      <w:pPr>
+        <w:spacing w:before="100" w:beforeAutospacing="1" w:after="100" w:afterAutospacing="1" w:line="240" w:lineRule="auto"/>
+        <w:ind w:left="360"/>
+        <w:rPr>
+          <w:rFonts w:ascii="Times New Roman" w:eastAsia="Times New Roman" w:hAnsi="Times New Roman" w:cs="Times New Roman"/>
+          <w:sz w:val="24"/>
+          <w:szCs w:val="24"/>
+        </w:rPr>
+      </w:pPr>
+    </w:p>
+    <w:p>
+      <w:pPr>
+        <w:pStyle w:val="ListParagraph"/>
+        <w:numPr>
+          <w:ilvl w:val="0"/>
+          <w:numId w:val="4"/>
+        </w:numPr>
+        <w:spacing w:before="100" w:beforeAutospacing="1" w:after="100" w:afterAutospacing="1" w:line="240" w:lineRule="auto"/>
+        <w:rPr>
+          <w:rFonts w:ascii="Times New Roman" w:eastAsia="Times New Roman" w:hAnsi="Times New Roman" w:cs="Times New Roman"/>
+          <w:sz w:val="24"/>
+          <w:szCs w:val="24"/>
+        </w:rPr>
+      </w:pPr>
+      <w:proofErr w:type="gramStart"/>
+      <w:r>
+        <w:rPr>
+          <w:rFonts w:ascii="Times New Roman" w:eastAsia="Times New Roman" w:hAnsi="Symbol" w:cs="Times New Roman"/>
+          <w:sz w:val="24"/>
+          <w:szCs w:val="24"/>
+        </w:rPr>
+        <w:t></w:t>
+      </w:r>
+      <w:r>
+        <w:rPr>
+          <w:rFonts w:ascii="Times New Roman" w:eastAsia="Times New Roman" w:hAnsi="Times New Roman" w:cs="Times New Roman"/>
+          <w:sz w:val="24"/>
+          <w:szCs w:val="24"/>
+        </w:rPr>
+        <w:t xml:space="preserve">  </w:t>
+      </w:r>
+      <w:r>
+        <w:rPr>
+          <w:rFonts w:ascii="Times New Roman" w:eastAsia="Times New Roman" w:hAnsi="Times New Roman" w:cs="Times New Roman"/>
+          <w:b/>
+          <w:bCs/>
+          <w:sz w:val="24"/>
+          <w:szCs w:val="24"/>
+        </w:rPr>
+        <w:t>Synthetic</w:t>
+      </w:r>
+      <w:proofErr w:type="gramEnd"/>
+      <w:r>
+        <w:rPr>
+          <w:rFonts w:ascii="Times New Roman" w:eastAsia="Times New Roman" w:hAnsi="Times New Roman" w:cs="Times New Roman"/>
+          <w:b/>
+          <w:bCs/>
+          <w:sz w:val="24"/>
+          <w:szCs w:val="24"/>
+        </w:rPr>
+        <w:t xml:space="preserve"> Data Generation and Seeding</w:t>
+      </w:r>
+    </w:p>
+    <w:p>
+      <w:pPr>
+        <w:pStyle w:val="Heading3"/>
+      </w:pPr>
+      <w:r>
+        <w:t>Synthesis and alignment to Autochek-like schema</w:t>
+      </w:r>
+    </w:p>
+    <w:p>
+      <w:pPr>
+        <w:pStyle w:val="NormalWeb"/>
+      </w:pPr>
+      <w:r>
+        <w:t xml:space="preserve">To simulate </w:t>
+      </w:r>
+      <w:proofErr w:type="spellStart"/>
+      <w:r>
+        <w:t>Autochek’s</w:t>
+      </w:r>
+      <w:proofErr w:type="spellEnd"/>
+      <w:r>
+        <w:t xml:space="preserve"> operating environment, a </w:t>
+      </w:r>
+      <w:r>
+        <w:rPr>
+          <w:rStyle w:val="Strong"/>
+        </w:rPr>
+        <w:t>dealer master table</w:t>
+      </w:r>
+      <w:r>
+        <w:t xml:space="preserve"> was created to represent dealers across countries (for example GH, NG, KE, UG), and listings were linked to this master data using </w:t>
+      </w:r>
+      <w:proofErr w:type="spellStart"/>
+      <w:r>
+        <w:rPr>
+          <w:rStyle w:val="HTMLCode"/>
+        </w:rPr>
+        <w:t>dealer_id</w:t>
+      </w:r>
+      <w:proofErr w:type="spellEnd"/>
+      <w:r>
+        <w:t xml:space="preserve"> as a foreign key. Since not all dealers list vehicles at any given time in real operations, the dataset design supports dealers with zero listings while still having leads, loan applications, and sales activity.</w:t>
+      </w:r>
+    </w:p>
+    <w:p>
+      <w:pPr>
+        <w:pStyle w:val="NormalWeb"/>
+      </w:pPr>
+      <w:r>
+        <w:t>In addition to listings, synthetic datasets were generated for:</w:t>
+      </w:r>
+    </w:p>
+    <w:p>
+      <w:pPr>
+        <w:pStyle w:val="NormalWeb"/>
+        <w:numPr>
+          <w:ilvl w:val="0"/>
+          <w:numId w:val="5"/>
+        </w:numPr>
+      </w:pPr>
+      <w:r>
+        <w:rPr>
+          <w:rStyle w:val="Strong"/>
+        </w:rPr>
+        <w:t>Leads:</w:t>
+      </w:r>
+      <w:r>
+        <w:t xml:space="preserve"> dealer-level lead events with dates and sources.</w:t>
+      </w:r>
+    </w:p>
+    <w:p>
+      <w:pPr>
+        <w:pStyle w:val="NormalWeb"/>
+        <w:numPr>
+          <w:ilvl w:val="0"/>
+          <w:numId w:val="5"/>
+        </w:numPr>
+      </w:pPr>
+      <w:r>
+        <w:rPr>
+          <w:rStyle w:val="Strong"/>
+        </w:rPr>
+        <w:t>Applications:</w:t>
+      </w:r>
+      <w:r>
+        <w:t xml:space="preserve"> loan application events with product status lifecycle fields.</w:t>
+      </w:r>
+    </w:p>
+    <w:p>
+      <w:pPr>
+        <w:pStyle w:val="NormalWeb"/>
+        <w:numPr>
+          <w:ilvl w:val="0"/>
+          <w:numId w:val="5"/>
+        </w:numPr>
+      </w:pPr>
+      <w:r>
+        <w:rPr>
+          <w:rStyle w:val="Strong"/>
+        </w:rPr>
+        <w:lastRenderedPageBreak/>
+        <w:t>Sales:</w:t>
+      </w:r>
+      <w:r>
+        <w:t xml:space="preserve"> completed transactions with fulfillment date and monetary value (GMV).</w:t>
+      </w:r>
+    </w:p>
+    <w:p>
+      <w:pPr>
+        <w:pStyle w:val="NormalWeb"/>
+        <w:numPr>
+          <w:ilvl w:val="0"/>
+          <w:numId w:val="5"/>
+        </w:numPr>
+      </w:pPr>
+      <w:r>
+        <w:rPr>
+          <w:rStyle w:val="Strong"/>
+        </w:rPr>
+        <w:t>Dealer activity metrics:</w:t>
+      </w:r>
+      <w:r>
+        <w:t xml:space="preserve"> aggregated monthly/period metrics such as active listings, applications count, sales count, GMV totals, and lead counts.</w:t>
+      </w:r>
+    </w:p>
+    <w:p>
+      <w:pPr>
+        <w:pStyle w:val="NormalWeb"/>
+      </w:pPr>
+      <w:r>
+        <w:t>These tables were generated to be internally consistent (for example, foreign keys match valid dealers, dates are valid, numeric fields are correctly typed) and to reflect typical platform activity patterns.</w:t>
+      </w:r>
+    </w:p>
+    <w:p>
+      <w:pPr>
+        <w:spacing w:before="100" w:beforeAutospacing="1" w:after="100" w:afterAutospacing="1" w:line="240" w:lineRule="auto"/>
+        <w:rPr>
+          <w:rFonts w:ascii="Times New Roman" w:eastAsia="Times New Roman" w:hAnsi="Times New Roman" w:cs="Times New Roman"/>
+          <w:b/>
+          <w:bCs/>
+          <w:sz w:val="24"/>
+          <w:szCs w:val="24"/>
+        </w:rPr>
+      </w:pPr>
+      <w:proofErr w:type="gramStart"/>
+      <w:r>
+        <w:rPr>
+          <w:rFonts w:ascii="Times New Roman" w:eastAsia="Times New Roman" w:hAnsi="Symbol" w:cs="Times New Roman"/>
+          <w:sz w:val="24"/>
+          <w:szCs w:val="24"/>
+        </w:rPr>
+        <w:t></w:t>
+      </w:r>
+      <w:r>
+        <w:rPr>
+          <w:rFonts w:ascii="Times New Roman" w:eastAsia="Times New Roman" w:hAnsi="Times New Roman" w:cs="Times New Roman"/>
+          <w:sz w:val="24"/>
+          <w:szCs w:val="24"/>
+        </w:rPr>
+        <w:t xml:space="preserve">  </w:t>
+      </w:r>
+      <w:r>
+        <w:rPr>
+          <w:rFonts w:ascii="Times New Roman" w:eastAsia="Times New Roman" w:hAnsi="Times New Roman" w:cs="Times New Roman"/>
+          <w:b/>
+          <w:bCs/>
+          <w:sz w:val="24"/>
+          <w:szCs w:val="24"/>
+        </w:rPr>
+        <w:t>Database</w:t>
+      </w:r>
+      <w:proofErr w:type="gramEnd"/>
+      <w:r>
+        <w:rPr>
+          <w:rFonts w:ascii="Times New Roman" w:eastAsia="Times New Roman" w:hAnsi="Times New Roman" w:cs="Times New Roman"/>
+          <w:b/>
+          <w:bCs/>
+          <w:sz w:val="24"/>
+          <w:szCs w:val="24"/>
+        </w:rPr>
+        <w:t xml:space="preserve"> Design and Data Ingestion Pipeline (</w:t>
+      </w:r>
+      <w:proofErr w:type="spellStart"/>
+      <w:r>
+        <w:rPr>
+          <w:rFonts w:ascii="Times New Roman" w:eastAsia="Times New Roman" w:hAnsi="Times New Roman" w:cs="Times New Roman"/>
+          <w:b/>
+          <w:bCs/>
+          <w:sz w:val="24"/>
+          <w:szCs w:val="24"/>
+        </w:rPr>
+        <w:t>Postgresql</w:t>
+      </w:r>
+      <w:proofErr w:type="spellEnd"/>
+      <w:r>
+        <w:rPr>
+          <w:rFonts w:ascii="Times New Roman" w:eastAsia="Times New Roman" w:hAnsi="Times New Roman" w:cs="Times New Roman"/>
+          <w:b/>
+          <w:bCs/>
+          <w:sz w:val="24"/>
+          <w:szCs w:val="24"/>
+        </w:rPr>
+        <w:t>)</w:t>
+      </w:r>
+    </w:p>
+    <w:p>
+      <w:pPr>
+        <w:pStyle w:val="NormalWeb"/>
+      </w:pPr>
+      <w:r>
+        <w:t>PostgreSQL was used as the system’s primary persistent storage because it provides reliable relational storage, SQL querying, and strong support for constraints (primary keys, foreign keys), which is important for maintaining consistency across dealer, listings, leads, applications, and sales tables.</w:t>
+      </w:r>
+    </w:p>
+    <w:p>
+      <w:pPr>
+        <w:pStyle w:val="NormalWeb"/>
+      </w:pPr>
+      <w:r>
+        <w:t xml:space="preserve">A relational schema was created in Postgres using </w:t>
+      </w:r>
+      <w:proofErr w:type="spellStart"/>
+      <w:r>
+        <w:t>SQLAlchemy</w:t>
+      </w:r>
+      <w:proofErr w:type="spellEnd"/>
+      <w:r>
+        <w:t xml:space="preserve"> models and a table creation script, producing empty tables that match the designed schema. After preparing the CSV datasets, a repeatable data seeding script was implemented to load the data into the database. The script performs the following:</w:t>
+      </w:r>
+    </w:p>
+    <w:p>
+      <w:pPr>
+        <w:pStyle w:val="NormalWeb"/>
+        <w:numPr>
+          <w:ilvl w:val="0"/>
+          <w:numId w:val="6"/>
+        </w:numPr>
+      </w:pPr>
+      <w:r>
+        <w:t>Ensures the source data is available (either from extracted CSVs or extracted from a zip source).</w:t>
+      </w:r>
+    </w:p>
+    <w:p>
+      <w:pPr>
+        <w:pStyle w:val="NormalWeb"/>
+        <w:numPr>
+          <w:ilvl w:val="0"/>
+          <w:numId w:val="6"/>
+        </w:numPr>
+      </w:pPr>
+      <w:r>
+        <w:t>Optionally truncates existing tables in a safe order to allow reloading.</w:t>
+      </w:r>
+    </w:p>
+    <w:p>
+      <w:pPr>
+        <w:pStyle w:val="NormalWeb"/>
+        <w:numPr>
+          <w:ilvl w:val="0"/>
+          <w:numId w:val="6"/>
+        </w:numPr>
+      </w:pPr>
+      <w:r>
+        <w:t>Cleans and standardizes dataset fields (for example parsing dates, converting price and GMV to numeric types).</w:t>
+      </w:r>
+    </w:p>
+    <w:p>
+      <w:pPr>
+        <w:pStyle w:val="NormalWeb"/>
+        <w:numPr>
+          <w:ilvl w:val="0"/>
+          <w:numId w:val="6"/>
+        </w:numPr>
+      </w:pPr>
+      <w:r>
+        <w:t>Validates the data against the Postgres table schema (drops extra columns, checks required fields).</w:t>
+      </w:r>
+    </w:p>
+    <w:p>
+      <w:pPr>
+        <w:pStyle w:val="NormalWeb"/>
+        <w:numPr>
+          <w:ilvl w:val="0"/>
+          <w:numId w:val="6"/>
+        </w:numPr>
+      </w:pPr>
+      <w:r>
+        <w:t>Loads tables in foreign-key-safe order and prints row counts to confirm successful insertion.</w:t>
+      </w:r>
+    </w:p>
+    <w:p>
+      <w:pPr>
+        <w:pStyle w:val="NormalWeb"/>
+      </w:pPr>
+      <w:r>
+        <w:t>The final ingestion was executed using:</w:t>
+      </w:r>
+      <w:r>
+        <w:br/>
+      </w:r>
+      <w:r>
+        <w:rPr>
+          <w:rStyle w:val="HTMLCode"/>
+        </w:rPr>
+        <w:t xml:space="preserve">python -m </w:t>
+      </w:r>
+      <w:proofErr w:type="spellStart"/>
+      <w:proofErr w:type="gramStart"/>
+      <w:r>
+        <w:rPr>
+          <w:rStyle w:val="HTMLCode"/>
+        </w:rPr>
+        <w:t>scripts.load</w:t>
+      </w:r>
+      <w:proofErr w:type="gramEnd"/>
+      <w:r>
+        <w:rPr>
+          <w:rStyle w:val="HTMLCode"/>
+        </w:rPr>
+        <w:t>_seed_data</w:t>
+      </w:r>
+      <w:proofErr w:type="spellEnd"/>
+      <w:r>
+        <w:br/>
+        <w:t>which loads all prepared datasets into their corresponding tables in Postgres and confirms successful population via post-load row count checks.</w:t>
+      </w:r>
+    </w:p>
+    <w:p>
+      <w:pPr>
+        <w:pStyle w:val="Heading3"/>
+      </w:pPr>
+      <w:r>
+        <w:t>Why this approach is appropriate</w:t>
+      </w:r>
+    </w:p>
+    <w:p>
+      <w:pPr>
+        <w:pStyle w:val="NormalWeb"/>
+      </w:pPr>
+      <w:r>
+        <w:t>This approach allows the system to be tested end-to-end without accessing sensitive production data, while still preserving realistic structure: multi-country dealers, optional listings, and separate operational streams (leads, applications, sales) that can be aggregated into dealer performance metrics for downstream scoring and agent reasoning.</w:t>
+      </w:r>
+    </w:p>
+    <w:p>
+      <w:pPr>
+        <w:pStyle w:val="Heading2"/>
+      </w:pPr>
+      <w:r>
+        <w:t>Data limitations (paste-ready)</w:t>
+      </w:r>
+    </w:p>
+    <w:p>
+      <w:pPr>
+        <w:pStyle w:val="NormalWeb"/>
+      </w:pPr>
+      <w:r>
+        <w:t xml:space="preserve">Because Autochek production datasets contain sensitive commercial and customer information, the project could not use real operational data for training and evaluation. Instead, the database </w:t>
+      </w:r>
+      <w:r>
+        <w:lastRenderedPageBreak/>
+        <w:t>was populated using a hybrid dataset consisting of public vehicle listings (sourced from Kaggle) and synthetic dealer activity tables created to mimic Autochek-like operations across multiple countries. As a result, the dataset reflects realistic structure (multi-country dealers, optional listings, leads, applications, sales) but may not perfectly capture true Autochek behaviors such as seasonality, channel attribution bias, dealer churn, or real-world conversion rates.</w:t>
+      </w:r>
+    </w:p>
+    <w:p>
+      <w:pPr>
+        <w:pStyle w:val="NormalWeb"/>
+      </w:pPr>
+      <w:r>
+        <w:t>To minimize realism gaps, the synthetic generation process enforced internal consistency and plausible constraints. Primary and foreign keys were preserved across all tables (for example, every listing, lead, application, and sale maps to a valid dealer), date fields were generated within realistic operating windows, and numeric metrics such as GMV and counts were restricted to reasonable ranges. In addition, the dataset design explicitly supports dealers with zero listings, so the system can evaluate dealers using multi-source activity signals rather than inventory alone, which matches real marketplace conditions where not every dealer lists vehicles at all times.</w:t>
+      </w:r>
+    </w:p>
+    <w:p>
+      <w:pPr>
+        <w:pStyle w:val="Heading2"/>
+      </w:pPr>
+      <w:r>
+        <w:t>Quick “mitigation steps” bullets (optional)</w:t>
+      </w:r>
+    </w:p>
+    <w:p>
+      <w:pPr>
+        <w:pStyle w:val="NormalWeb"/>
+        <w:numPr>
+          <w:ilvl w:val="0"/>
+          <w:numId w:val="7"/>
+        </w:numPr>
+      </w:pPr>
+      <w:r>
+        <w:t xml:space="preserve">Enforced referential integrity: valid </w:t>
+      </w:r>
+      <w:proofErr w:type="spellStart"/>
+      <w:r>
+        <w:rPr>
+          <w:rStyle w:val="HTMLCode"/>
+        </w:rPr>
+        <w:t>dealer_id</w:t>
+      </w:r>
+      <w:proofErr w:type="spellEnd"/>
+      <w:r>
+        <w:t xml:space="preserve"> across all activity tables.</w:t>
+      </w:r>
+    </w:p>
+    <w:p>
+      <w:pPr>
+        <w:pStyle w:val="NormalWeb"/>
+        <w:numPr>
+          <w:ilvl w:val="0"/>
+          <w:numId w:val="7"/>
+        </w:numPr>
+      </w:pPr>
+      <w:r>
+        <w:t>Applied realistic missingness: some dealers have no listings but can still have leads, applications, or sales.</w:t>
+      </w:r>
+    </w:p>
+    <w:p>
+      <w:pPr>
+        <w:pStyle w:val="NormalWeb"/>
+        <w:numPr>
+          <w:ilvl w:val="0"/>
+          <w:numId w:val="7"/>
+        </w:numPr>
+      </w:pPr>
+      <w:r>
+        <w:t>Used type-safe preprocessing: strict date parsing and numeric conversion for price, GMV, and counts.</w:t>
+      </w:r>
+    </w:p>
+    <w:p>
+      <w:pPr>
+        <w:pStyle w:val="NormalWeb"/>
+        <w:numPr>
+          <w:ilvl w:val="0"/>
+          <w:numId w:val="7"/>
+        </w:numPr>
+      </w:pPr>
+      <w:r>
+        <w:t>Added post-load validation: row counts and sanity checks after seeding into Postgres.</w:t>
+      </w:r>
+    </w:p>
+    <w:p>
+      <w:pPr>
+        <w:spacing w:before="100" w:beforeAutospacing="1" w:after="100" w:afterAutospacing="1" w:line="240" w:lineRule="auto"/>
+        <w:rPr>
+          <w:rFonts w:ascii="Times New Roman" w:eastAsia="Times New Roman" w:hAnsi="Times New Roman" w:cs="Times New Roman"/>
+          <w:sz w:val="24"/>
+          <w:szCs w:val="24"/>
+        </w:rPr>
+      </w:pPr>
     </w:p>
     <w:p/>
     <w:sectPr>
@@ -1156,6 +1744,268 @@
     </w:lvl>
   </w:abstractNum>
   <w:abstractNum w:abstractNumId="1" w15:restartNumberingAfterBreak="0">
+    <w:nsid w:val="21531ABB"/>
+    <w:multiLevelType w:val="multilevel"/>
+    <w:tmpl w:val="65583704"/>
+    <w:lvl w:ilvl="0">
+      <w:start w:val="1"/>
+      <w:numFmt w:val="bullet"/>
+      <w:lvlText w:val=""/>
+      <w:lvlJc w:val="left"/>
+      <w:pPr>
+        <w:tabs>
+          <w:tab w:val="num" w:pos="720"/>
+        </w:tabs>
+        <w:ind w:left="720" w:hanging="360"/>
+      </w:pPr>
+      <w:rPr>
+        <w:rFonts w:ascii="Symbol" w:hAnsi="Symbol" w:hint="default"/>
+        <w:sz w:val="20"/>
+      </w:rPr>
+    </w:lvl>
+    <w:lvl w:ilvl="1" w:tentative="1">
+      <w:start w:val="1"/>
+      <w:numFmt w:val="bullet"/>
+      <w:lvlText w:val="o"/>
+      <w:lvlJc w:val="left"/>
+      <w:pPr>
+        <w:tabs>
+          <w:tab w:val="num" w:pos="1440"/>
+        </w:tabs>
+        <w:ind w:left="1440" w:hanging="360"/>
+      </w:pPr>
+      <w:rPr>
+        <w:rFonts w:ascii="Courier New" w:hAnsi="Courier New" w:hint="default"/>
+        <w:sz w:val="20"/>
+      </w:rPr>
+    </w:lvl>
+    <w:lvl w:ilvl="2" w:tentative="1">
+      <w:start w:val="1"/>
+      <w:numFmt w:val="bullet"/>
+      <w:lvlText w:val=""/>
+      <w:lvlJc w:val="left"/>
+      <w:pPr>
+        <w:tabs>
+          <w:tab w:val="num" w:pos="2160"/>
+        </w:tabs>
+        <w:ind w:left="2160" w:hanging="360"/>
+      </w:pPr>
+      <w:rPr>
+        <w:rFonts w:ascii="Wingdings" w:hAnsi="Wingdings" w:hint="default"/>
+        <w:sz w:val="20"/>
+      </w:rPr>
+    </w:lvl>
+    <w:lvl w:ilvl="3" w:tentative="1">
+      <w:start w:val="1"/>
+      <w:numFmt w:val="bullet"/>
+      <w:lvlText w:val=""/>
+      <w:lvlJc w:val="left"/>
+      <w:pPr>
+        <w:tabs>
+          <w:tab w:val="num" w:pos="2880"/>
+        </w:tabs>
+        <w:ind w:left="2880" w:hanging="360"/>
+      </w:pPr>
+      <w:rPr>
+        <w:rFonts w:ascii="Wingdings" w:hAnsi="Wingdings" w:hint="default"/>
+        <w:sz w:val="20"/>
+      </w:rPr>
+    </w:lvl>
+    <w:lvl w:ilvl="4" w:tentative="1">
+      <w:start w:val="1"/>
+      <w:numFmt w:val="bullet"/>
+      <w:lvlText w:val=""/>
+      <w:lvlJc w:val="left"/>
+      <w:pPr>
+        <w:tabs>
+          <w:tab w:val="num" w:pos="3600"/>
+        </w:tabs>
+        <w:ind w:left="3600" w:hanging="360"/>
+      </w:pPr>
+      <w:rPr>
+        <w:rFonts w:ascii="Wingdings" w:hAnsi="Wingdings" w:hint="default"/>
+        <w:sz w:val="20"/>
+      </w:rPr>
+    </w:lvl>
+    <w:lvl w:ilvl="5" w:tentative="1">
+      <w:start w:val="1"/>
+      <w:numFmt w:val="bullet"/>
+      <w:lvlText w:val=""/>
+      <w:lvlJc w:val="left"/>
+      <w:pPr>
+        <w:tabs>
+          <w:tab w:val="num" w:pos="4320"/>
+        </w:tabs>
+        <w:ind w:left="4320" w:hanging="360"/>
+      </w:pPr>
+      <w:rPr>
+        <w:rFonts w:ascii="Wingdings" w:hAnsi="Wingdings" w:hint="default"/>
+        <w:sz w:val="20"/>
+      </w:rPr>
+    </w:lvl>
+    <w:lvl w:ilvl="6" w:tentative="1">
+      <w:start w:val="1"/>
+      <w:numFmt w:val="bullet"/>
+      <w:lvlText w:val=""/>
+      <w:lvlJc w:val="left"/>
+      <w:pPr>
+        <w:tabs>
+          <w:tab w:val="num" w:pos="5040"/>
+        </w:tabs>
+        <w:ind w:left="5040" w:hanging="360"/>
+      </w:pPr>
+      <w:rPr>
+        <w:rFonts w:ascii="Wingdings" w:hAnsi="Wingdings" w:hint="default"/>
+        <w:sz w:val="20"/>
+      </w:rPr>
+    </w:lvl>
+    <w:lvl w:ilvl="7" w:tentative="1">
+      <w:start w:val="1"/>
+      <w:numFmt w:val="bullet"/>
+      <w:lvlText w:val=""/>
+      <w:lvlJc w:val="left"/>
+      <w:pPr>
+        <w:tabs>
+          <w:tab w:val="num" w:pos="5760"/>
+        </w:tabs>
+        <w:ind w:left="5760" w:hanging="360"/>
+      </w:pPr>
+      <w:rPr>
+        <w:rFonts w:ascii="Wingdings" w:hAnsi="Wingdings" w:hint="default"/>
+        <w:sz w:val="20"/>
+      </w:rPr>
+    </w:lvl>
+    <w:lvl w:ilvl="8" w:tentative="1">
+      <w:start w:val="1"/>
+      <w:numFmt w:val="bullet"/>
+      <w:lvlText w:val=""/>
+      <w:lvlJc w:val="left"/>
+      <w:pPr>
+        <w:tabs>
+          <w:tab w:val="num" w:pos="6480"/>
+        </w:tabs>
+        <w:ind w:left="6480" w:hanging="360"/>
+      </w:pPr>
+      <w:rPr>
+        <w:rFonts w:ascii="Wingdings" w:hAnsi="Wingdings" w:hint="default"/>
+        <w:sz w:val="20"/>
+      </w:rPr>
+    </w:lvl>
+  </w:abstractNum>
+  <w:abstractNum w:abstractNumId="2" w15:restartNumberingAfterBreak="0">
+    <w:nsid w:val="4BFC5A06"/>
+    <w:multiLevelType w:val="multilevel"/>
+    <w:tmpl w:val="C64CD722"/>
+    <w:lvl w:ilvl="0">
+      <w:start w:val="1"/>
+      <w:numFmt w:val="decimal"/>
+      <w:lvlText w:val="%1."/>
+      <w:lvlJc w:val="left"/>
+      <w:pPr>
+        <w:tabs>
+          <w:tab w:val="num" w:pos="720"/>
+        </w:tabs>
+        <w:ind w:left="720" w:hanging="360"/>
+      </w:pPr>
+    </w:lvl>
+    <w:lvl w:ilvl="1" w:tentative="1">
+      <w:start w:val="1"/>
+      <w:numFmt w:val="decimal"/>
+      <w:lvlText w:val="%2."/>
+      <w:lvlJc w:val="left"/>
+      <w:pPr>
+        <w:tabs>
+          <w:tab w:val="num" w:pos="1440"/>
+        </w:tabs>
+        <w:ind w:left="1440" w:hanging="360"/>
+      </w:pPr>
+    </w:lvl>
+    <w:lvl w:ilvl="2" w:tentative="1">
+      <w:start w:val="1"/>
+      <w:numFmt w:val="decimal"/>
+      <w:lvlText w:val="%3."/>
+      <w:lvlJc w:val="left"/>
+      <w:pPr>
+        <w:tabs>
+          <w:tab w:val="num" w:pos="2160"/>
+        </w:tabs>
+        <w:ind w:left="2160" w:hanging="360"/>
+      </w:pPr>
+    </w:lvl>
+    <w:lvl w:ilvl="3" w:tentative="1">
+      <w:start w:val="1"/>
+      <w:numFmt w:val="decimal"/>
+      <w:lvlText w:val="%4."/>
+      <w:lvlJc w:val="left"/>
+      <w:pPr>
+        <w:tabs>
+          <w:tab w:val="num" w:pos="2880"/>
+        </w:tabs>
+        <w:ind w:left="2880" w:hanging="360"/>
+      </w:pPr>
+    </w:lvl>
+    <w:lvl w:ilvl="4" w:tentative="1">
+      <w:start w:val="1"/>
+      <w:numFmt w:val="decimal"/>
+      <w:lvlText w:val="%5."/>
+      <w:lvlJc w:val="left"/>
+      <w:pPr>
+        <w:tabs>
+          <w:tab w:val="num" w:pos="3600"/>
+        </w:tabs>
+        <w:ind w:left="3600" w:hanging="360"/>
+      </w:pPr>
+    </w:lvl>
+    <w:lvl w:ilvl="5" w:tentative="1">
+      <w:start w:val="1"/>
+      <w:numFmt w:val="decimal"/>
+      <w:lvlText w:val="%6."/>
+      <w:lvlJc w:val="left"/>
+      <w:pPr>
+        <w:tabs>
+          <w:tab w:val="num" w:pos="4320"/>
+        </w:tabs>
+        <w:ind w:left="4320" w:hanging="360"/>
+      </w:pPr>
+    </w:lvl>
+    <w:lvl w:ilvl="6" w:tentative="1">
+      <w:start w:val="1"/>
+      <w:numFmt w:val="decimal"/>
+      <w:lvlText w:val="%7."/>
+      <w:lvlJc w:val="left"/>
+      <w:pPr>
+        <w:tabs>
+          <w:tab w:val="num" w:pos="5040"/>
+        </w:tabs>
+        <w:ind w:left="5040" w:hanging="360"/>
+      </w:pPr>
+    </w:lvl>
+    <w:lvl w:ilvl="7" w:tentative="1">
+      <w:start w:val="1"/>
+      <w:numFmt w:val="decimal"/>
+      <w:lvlText w:val="%8."/>
+      <w:lvlJc w:val="left"/>
+      <w:pPr>
+        <w:tabs>
+          <w:tab w:val="num" w:pos="5760"/>
+        </w:tabs>
+        <w:ind w:left="5760" w:hanging="360"/>
+      </w:pPr>
+    </w:lvl>
+    <w:lvl w:ilvl="8" w:tentative="1">
+      <w:start w:val="1"/>
+      <w:numFmt w:val="decimal"/>
+      <w:lvlText w:val="%9."/>
+      <w:lvlJc w:val="left"/>
+      <w:pPr>
+        <w:tabs>
+          <w:tab w:val="num" w:pos="6480"/>
+        </w:tabs>
+        <w:ind w:left="6480" w:hanging="360"/>
+      </w:pPr>
+    </w:lvl>
+  </w:abstractNum>
+  <w:abstractNum w:abstractNumId="3" w15:restartNumberingAfterBreak="0">
     <w:nsid w:val="5E372385"/>
     <w:multiLevelType w:val="multilevel"/>
     <w:tmpl w:val="ACFCC9A8"/>
@@ -1304,7 +2154,7 @@
       </w:rPr>
     </w:lvl>
   </w:abstractNum>
-  <w:abstractNum w:abstractNumId="2" w15:restartNumberingAfterBreak="0">
+  <w:abstractNum w:abstractNumId="4" w15:restartNumberingAfterBreak="0">
     <w:nsid w:val="66551E75"/>
     <w:multiLevelType w:val="multilevel"/>
     <w:tmpl w:val="2CF4F4DA"/>
@@ -1453,7 +2303,156 @@
       </w:rPr>
     </w:lvl>
   </w:abstractNum>
-  <w:abstractNum w:abstractNumId="3" w15:restartNumberingAfterBreak="0">
+  <w:abstractNum w:abstractNumId="5" w15:restartNumberingAfterBreak="0">
+    <w:nsid w:val="69F516F9"/>
+    <w:multiLevelType w:val="multilevel"/>
+    <w:tmpl w:val="F8C8BC2A"/>
+    <w:lvl w:ilvl="0">
+      <w:start w:val="1"/>
+      <w:numFmt w:val="bullet"/>
+      <w:lvlText w:val=""/>
+      <w:lvlJc w:val="left"/>
+      <w:pPr>
+        <w:tabs>
+          <w:tab w:val="num" w:pos="720"/>
+        </w:tabs>
+        <w:ind w:left="720" w:hanging="360"/>
+      </w:pPr>
+      <w:rPr>
+        <w:rFonts w:ascii="Symbol" w:hAnsi="Symbol" w:hint="default"/>
+        <w:sz w:val="20"/>
+      </w:rPr>
+    </w:lvl>
+    <w:lvl w:ilvl="1" w:tentative="1">
+      <w:start w:val="1"/>
+      <w:numFmt w:val="bullet"/>
+      <w:lvlText w:val="o"/>
+      <w:lvlJc w:val="left"/>
+      <w:pPr>
+        <w:tabs>
+          <w:tab w:val="num" w:pos="1440"/>
+        </w:tabs>
+        <w:ind w:left="1440" w:hanging="360"/>
+      </w:pPr>
+      <w:rPr>
+        <w:rFonts w:ascii="Courier New" w:hAnsi="Courier New" w:hint="default"/>
+        <w:sz w:val="20"/>
+      </w:rPr>
+    </w:lvl>
+    <w:lvl w:ilvl="2" w:tentative="1">
+      <w:start w:val="1"/>
+      <w:numFmt w:val="bullet"/>
+      <w:lvlText w:val=""/>
+      <w:lvlJc w:val="left"/>
+      <w:pPr>
+        <w:tabs>
+          <w:tab w:val="num" w:pos="2160"/>
+        </w:tabs>
+        <w:ind w:left="2160" w:hanging="360"/>
+      </w:pPr>
+      <w:rPr>
+        <w:rFonts w:ascii="Wingdings" w:hAnsi="Wingdings" w:hint="default"/>
+        <w:sz w:val="20"/>
+      </w:rPr>
+    </w:lvl>
+    <w:lvl w:ilvl="3" w:tentative="1">
+      <w:start w:val="1"/>
+      <w:numFmt w:val="bullet"/>
+      <w:lvlText w:val=""/>
+      <w:lvlJc w:val="left"/>
+      <w:pPr>
+        <w:tabs>
+          <w:tab w:val="num" w:pos="2880"/>
+        </w:tabs>
+        <w:ind w:left="2880" w:hanging="360"/>
+      </w:pPr>
+      <w:rPr>
+        <w:rFonts w:ascii="Wingdings" w:hAnsi="Wingdings" w:hint="default"/>
+        <w:sz w:val="20"/>
+      </w:rPr>
+    </w:lvl>
+    <w:lvl w:ilvl="4" w:tentative="1">
+      <w:start w:val="1"/>
+      <w:numFmt w:val="bullet"/>
+      <w:lvlText w:val=""/>
+      <w:lvlJc w:val="left"/>
+      <w:pPr>
+        <w:tabs>
+          <w:tab w:val="num" w:pos="3600"/>
+        </w:tabs>
+        <w:ind w:left="3600" w:hanging="360"/>
+      </w:pPr>
+      <w:rPr>
+        <w:rFonts w:ascii="Wingdings" w:hAnsi="Wingdings" w:hint="default"/>
+        <w:sz w:val="20"/>
+      </w:rPr>
+    </w:lvl>
+    <w:lvl w:ilvl="5" w:tentative="1">
+      <w:start w:val="1"/>
+      <w:numFmt w:val="bullet"/>
+      <w:lvlText w:val=""/>
+      <w:lvlJc w:val="left"/>
+      <w:pPr>
+        <w:tabs>
+          <w:tab w:val="num" w:pos="4320"/>
+        </w:tabs>
+        <w:ind w:left="4320" w:hanging="360"/>
+      </w:pPr>
+      <w:rPr>
+        <w:rFonts w:ascii="Wingdings" w:hAnsi="Wingdings" w:hint="default"/>
+        <w:sz w:val="20"/>
+      </w:rPr>
+    </w:lvl>
+    <w:lvl w:ilvl="6" w:tentative="1">
+      <w:start w:val="1"/>
+      <w:numFmt w:val="bullet"/>
+      <w:lvlText w:val=""/>
+      <w:lvlJc w:val="left"/>
+      <w:pPr>
+        <w:tabs>
+          <w:tab w:val="num" w:pos="5040"/>
+        </w:tabs>
+        <w:ind w:left="5040" w:hanging="360"/>
+      </w:pPr>
+      <w:rPr>
+        <w:rFonts w:ascii="Wingdings" w:hAnsi="Wingdings" w:hint="default"/>
+        <w:sz w:val="20"/>
+      </w:rPr>
+    </w:lvl>
+    <w:lvl w:ilvl="7" w:tentative="1">
+      <w:start w:val="1"/>
+      <w:numFmt w:val="bullet"/>
+      <w:lvlText w:val=""/>
+      <w:lvlJc w:val="left"/>
+      <w:pPr>
+        <w:tabs>
+          <w:tab w:val="num" w:pos="5760"/>
+        </w:tabs>
+        <w:ind w:left="5760" w:hanging="360"/>
+      </w:pPr>
+      <w:rPr>
+        <w:rFonts w:ascii="Wingdings" w:hAnsi="Wingdings" w:hint="default"/>
+        <w:sz w:val="20"/>
+      </w:rPr>
+    </w:lvl>
+    <w:lvl w:ilvl="8" w:tentative="1">
+      <w:start w:val="1"/>
+      <w:numFmt w:val="bullet"/>
+      <w:lvlText w:val=""/>
+      <w:lvlJc w:val="left"/>
+      <w:pPr>
+        <w:tabs>
+          <w:tab w:val="num" w:pos="6480"/>
+        </w:tabs>
+        <w:ind w:left="6480" w:hanging="360"/>
+      </w:pPr>
+      <w:rPr>
+        <w:rFonts w:ascii="Wingdings" w:hAnsi="Wingdings" w:hint="default"/>
+        <w:sz w:val="20"/>
+      </w:rPr>
+    </w:lvl>
+  </w:abstractNum>
+  <w:abstractNum w:abstractNumId="6" w15:restartNumberingAfterBreak="0">
     <w:nsid w:val="7F425B01"/>
     <w:multiLevelType w:val="multilevel"/>
     <w:tmpl w:val="1C6EEE8C"/>
@@ -1603,16 +2602,25 @@
     </w:lvl>
   </w:abstractNum>
   <w:num w:numId="1">
-    <w:abstractNumId w:val="3"/>
+    <w:abstractNumId w:val="6"/>
   </w:num>
   <w:num w:numId="2">
     <w:abstractNumId w:val="0"/>
   </w:num>
   <w:num w:numId="3">
+    <w:abstractNumId w:val="3"/>
+  </w:num>
+  <w:num w:numId="4">
+    <w:abstractNumId w:val="4"/>
+  </w:num>
+  <w:num w:numId="5">
     <w:abstractNumId w:val="1"/>
   </w:num>
-  <w:num w:numId="4">
+  <w:num w:numId="6">
     <w:abstractNumId w:val="2"/>
+  </w:num>
+  <w:num w:numId="7">
+    <w:abstractNumId w:val="5"/>
   </w:num>
 </w:numbering>
 </file>
@@ -2147,6 +3155,30 @@
       <w:iCs/>
     </w:rPr>
   </w:style>
+  <w:style w:type="paragraph" w:styleId="ListParagraph">
+    <w:name w:val="List Paragraph"/>
+    <w:basedOn w:val="Normal"/>
+    <w:uiPriority w:val="34"/>
+    <w:qFormat/>
+    <w:rsid w:val="005345F6"/>
+    <w:pPr>
+      <w:ind w:left="720"/>
+      <w:contextualSpacing/>
+    </w:pPr>
+  </w:style>
+  <w:style w:type="character" w:styleId="HTMLCode">
+    <w:name w:val="HTML Code"/>
+    <w:basedOn w:val="DefaultParagraphFont"/>
+    <w:uiPriority w:val="99"/>
+    <w:semiHidden/>
+    <w:unhideWhenUsed/>
+    <w:rsid w:val="005345F6"/>
+    <w:rPr>
+      <w:rFonts w:ascii="Courier New" w:eastAsia="Times New Roman" w:hAnsi="Courier New" w:cs="Courier New"/>
+      <w:sz w:val="20"/>
+      <w:szCs w:val="20"/>
+    </w:rPr>
+  </w:style>
 </w:styles>
 </file>
 
